--- a/templates/plananual/ED. FISICA 1° A 5°/E. FÍSICA 5° PROGRAMACIÓN  ANUAL.docx
+++ b/templates/plananual/ED. FISICA 1° A 5°/E. FÍSICA 5° PROGRAMACIÓN  ANUAL.docx
@@ -11285,6 +11285,7 @@
                 <w:szCs w:val="20"/>
               </w:rPr>
             </w:pPr>
+            <w:bookmarkStart w:id="1" w:name="_Hlk227075175"/>
             <w:r>
               <w:rPr>
                 <w:rFonts w:ascii="Arial Nova Cond" w:hAnsi="Arial Nova Cond" w:cs="Times New Roman"/>
@@ -11561,7 +11562,6 @@
           <w:tcPr>
             <w:tcW w:w="875" w:type="dxa"/>
             <w:vMerge w:val="restart"/>
-            <w:shd w:val="clear" w:color="auto" w:fill="auto"/>
             <w:vAlign w:val="center"/>
           </w:tcPr>
           <w:p>
@@ -11672,7 +11672,6 @@
         <w:tc>
           <w:tcPr>
             <w:tcW w:w="6169" w:type="dxa"/>
-            <w:shd w:val="clear" w:color="auto" w:fill="auto"/>
             <w:vAlign w:val="center"/>
           </w:tcPr>
           <w:p>
@@ -11707,7 +11706,6 @@
         <w:tc>
           <w:tcPr>
             <w:tcW w:w="2015" w:type="dxa"/>
-            <w:shd w:val="clear" w:color="auto" w:fill="auto"/>
             <w:vAlign w:val="center"/>
           </w:tcPr>
           <w:p>
@@ -11746,7 +11744,7 @@
               <w:autoSpaceDE w:val="0"/>
               <w:autoSpaceDN w:val="0"/>
               <w:adjustRightInd w:val="0"/>
-              <w:jc w:val="center"/>
+              <w:jc w:val="both"/>
               <w:rPr>
                 <w:rFonts w:ascii="Arial Nova Cond" w:hAnsi="Arial Nova Cond" w:cs="Arial"/>
                 <w:color w:val="000000"/>
@@ -11770,7 +11768,6 @@
         <w:tc>
           <w:tcPr>
             <w:tcW w:w="1337" w:type="dxa"/>
-            <w:shd w:val="clear" w:color="auto" w:fill="auto"/>
             <w:vAlign w:val="center"/>
           </w:tcPr>
           <w:p>
@@ -11809,7 +11806,6 @@
           <w:tcPr>
             <w:tcW w:w="875" w:type="dxa"/>
             <w:vMerge/>
-            <w:shd w:val="clear" w:color="auto" w:fill="auto"/>
             <w:vAlign w:val="center"/>
           </w:tcPr>
           <w:p>
@@ -11901,7 +11897,6 @@
         <w:tc>
           <w:tcPr>
             <w:tcW w:w="6169" w:type="dxa"/>
-            <w:shd w:val="clear" w:color="auto" w:fill="auto"/>
             <w:vAlign w:val="center"/>
           </w:tcPr>
           <w:p>
@@ -11936,7 +11931,6 @@
         <w:tc>
           <w:tcPr>
             <w:tcW w:w="2015" w:type="dxa"/>
-            <w:shd w:val="clear" w:color="auto" w:fill="auto"/>
             <w:vAlign w:val="center"/>
           </w:tcPr>
           <w:p>
@@ -11975,7 +11969,7 @@
               <w:autoSpaceDE w:val="0"/>
               <w:autoSpaceDN w:val="0"/>
               <w:adjustRightInd w:val="0"/>
-              <w:jc w:val="center"/>
+              <w:jc w:val="both"/>
               <w:rPr>
                 <w:rFonts w:ascii="Arial Nova Cond" w:hAnsi="Arial Nova Cond" w:cs="Arial"/>
                 <w:color w:val="000000"/>
@@ -11999,7 +11993,6 @@
         <w:tc>
           <w:tcPr>
             <w:tcW w:w="1337" w:type="dxa"/>
-            <w:shd w:val="clear" w:color="auto" w:fill="auto"/>
             <w:vAlign w:val="center"/>
           </w:tcPr>
           <w:p>
@@ -12038,7 +12031,6 @@
           <w:tcPr>
             <w:tcW w:w="875" w:type="dxa"/>
             <w:vMerge/>
-            <w:shd w:val="clear" w:color="auto" w:fill="auto"/>
             <w:vAlign w:val="center"/>
           </w:tcPr>
           <w:p>
@@ -12130,7 +12122,6 @@
         <w:tc>
           <w:tcPr>
             <w:tcW w:w="6169" w:type="dxa"/>
-            <w:shd w:val="clear" w:color="auto" w:fill="auto"/>
             <w:vAlign w:val="center"/>
           </w:tcPr>
           <w:p>
@@ -12165,7 +12156,6 @@
         <w:tc>
           <w:tcPr>
             <w:tcW w:w="2015" w:type="dxa"/>
-            <w:shd w:val="clear" w:color="auto" w:fill="auto"/>
             <w:vAlign w:val="center"/>
           </w:tcPr>
           <w:p>
@@ -12204,7 +12194,7 @@
               <w:autoSpaceDE w:val="0"/>
               <w:autoSpaceDN w:val="0"/>
               <w:adjustRightInd w:val="0"/>
-              <w:jc w:val="center"/>
+              <w:jc w:val="both"/>
               <w:rPr>
                 <w:rFonts w:ascii="Arial Nova Cond" w:hAnsi="Arial Nova Cond" w:cs="Arial"/>
                 <w:color w:val="000000"/>
@@ -12228,7 +12218,6 @@
         <w:tc>
           <w:tcPr>
             <w:tcW w:w="1337" w:type="dxa"/>
-            <w:shd w:val="clear" w:color="auto" w:fill="auto"/>
             <w:vAlign w:val="center"/>
           </w:tcPr>
           <w:p>
@@ -12267,7 +12256,6 @@
           <w:tcPr>
             <w:tcW w:w="875" w:type="dxa"/>
             <w:vMerge w:val="restart"/>
-            <w:shd w:val="clear" w:color="auto" w:fill="auto"/>
             <w:vAlign w:val="center"/>
           </w:tcPr>
           <w:p>
@@ -12370,7 +12358,6 @@
         <w:tc>
           <w:tcPr>
             <w:tcW w:w="6169" w:type="dxa"/>
-            <w:shd w:val="clear" w:color="auto" w:fill="auto"/>
             <w:vAlign w:val="center"/>
           </w:tcPr>
           <w:p>
@@ -12406,7 +12393,6 @@
         <w:tc>
           <w:tcPr>
             <w:tcW w:w="2015" w:type="dxa"/>
-            <w:shd w:val="clear" w:color="auto" w:fill="auto"/>
             <w:vAlign w:val="center"/>
           </w:tcPr>
           <w:p>
@@ -12445,7 +12431,7 @@
               <w:autoSpaceDE w:val="0"/>
               <w:autoSpaceDN w:val="0"/>
               <w:adjustRightInd w:val="0"/>
-              <w:jc w:val="center"/>
+              <w:jc w:val="both"/>
               <w:rPr>
                 <w:rFonts w:ascii="Arial Nova Cond" w:hAnsi="Arial Nova Cond" w:cs="Arial"/>
                 <w:color w:val="000000"/>
@@ -12469,7 +12455,6 @@
         <w:tc>
           <w:tcPr>
             <w:tcW w:w="1337" w:type="dxa"/>
-            <w:shd w:val="clear" w:color="auto" w:fill="auto"/>
             <w:vAlign w:val="center"/>
           </w:tcPr>
           <w:p>
@@ -12508,7 +12493,6 @@
           <w:tcPr>
             <w:tcW w:w="875" w:type="dxa"/>
             <w:vMerge/>
-            <w:shd w:val="clear" w:color="auto" w:fill="auto"/>
             <w:vAlign w:val="center"/>
           </w:tcPr>
           <w:p>
@@ -12600,7 +12584,6 @@
         <w:tc>
           <w:tcPr>
             <w:tcW w:w="6169" w:type="dxa"/>
-            <w:shd w:val="clear" w:color="auto" w:fill="auto"/>
             <w:vAlign w:val="center"/>
           </w:tcPr>
           <w:p>
@@ -12636,7 +12619,6 @@
         <w:tc>
           <w:tcPr>
             <w:tcW w:w="2015" w:type="dxa"/>
-            <w:shd w:val="clear" w:color="auto" w:fill="auto"/>
             <w:vAlign w:val="center"/>
           </w:tcPr>
           <w:p>
@@ -12675,7 +12657,7 @@
               <w:autoSpaceDE w:val="0"/>
               <w:autoSpaceDN w:val="0"/>
               <w:adjustRightInd w:val="0"/>
-              <w:jc w:val="center"/>
+              <w:jc w:val="both"/>
               <w:rPr>
                 <w:rFonts w:ascii="Arial Nova Cond" w:hAnsi="Arial Nova Cond" w:cs="Arial"/>
                 <w:color w:val="000000"/>
@@ -12699,7 +12681,6 @@
         <w:tc>
           <w:tcPr>
             <w:tcW w:w="1337" w:type="dxa"/>
-            <w:shd w:val="clear" w:color="auto" w:fill="auto"/>
             <w:vAlign w:val="center"/>
           </w:tcPr>
           <w:p>
@@ -12738,7 +12719,6 @@
           <w:tcPr>
             <w:tcW w:w="875" w:type="dxa"/>
             <w:vMerge w:val="restart"/>
-            <w:shd w:val="clear" w:color="auto" w:fill="auto"/>
             <w:vAlign w:val="center"/>
           </w:tcPr>
           <w:p>
@@ -12842,7 +12822,6 @@
         <w:tc>
           <w:tcPr>
             <w:tcW w:w="6169" w:type="dxa"/>
-            <w:shd w:val="clear" w:color="auto" w:fill="auto"/>
             <w:vAlign w:val="center"/>
           </w:tcPr>
           <w:p>
@@ -12878,7 +12857,6 @@
         <w:tc>
           <w:tcPr>
             <w:tcW w:w="2015" w:type="dxa"/>
-            <w:shd w:val="clear" w:color="auto" w:fill="auto"/>
             <w:vAlign w:val="center"/>
           </w:tcPr>
           <w:p>
@@ -12917,7 +12895,7 @@
               <w:autoSpaceDE w:val="0"/>
               <w:autoSpaceDN w:val="0"/>
               <w:adjustRightInd w:val="0"/>
-              <w:jc w:val="center"/>
+              <w:jc w:val="both"/>
               <w:rPr>
                 <w:rFonts w:ascii="Arial Nova Cond" w:hAnsi="Arial Nova Cond" w:cs="Arial"/>
                 <w:color w:val="000000"/>
@@ -12941,7 +12919,6 @@
         <w:tc>
           <w:tcPr>
             <w:tcW w:w="1337" w:type="dxa"/>
-            <w:shd w:val="clear" w:color="auto" w:fill="auto"/>
             <w:vAlign w:val="center"/>
           </w:tcPr>
           <w:p>
@@ -12980,7 +12957,6 @@
           <w:tcPr>
             <w:tcW w:w="875" w:type="dxa"/>
             <w:vMerge/>
-            <w:shd w:val="clear" w:color="auto" w:fill="auto"/>
             <w:vAlign w:val="center"/>
           </w:tcPr>
           <w:p>
@@ -13072,7 +13048,6 @@
         <w:tc>
           <w:tcPr>
             <w:tcW w:w="6169" w:type="dxa"/>
-            <w:shd w:val="clear" w:color="auto" w:fill="auto"/>
             <w:vAlign w:val="center"/>
           </w:tcPr>
           <w:p>
@@ -13107,7 +13082,6 @@
         <w:tc>
           <w:tcPr>
             <w:tcW w:w="2015" w:type="dxa"/>
-            <w:shd w:val="clear" w:color="auto" w:fill="auto"/>
             <w:vAlign w:val="center"/>
           </w:tcPr>
           <w:p>
@@ -13146,7 +13120,7 @@
               <w:autoSpaceDE w:val="0"/>
               <w:autoSpaceDN w:val="0"/>
               <w:adjustRightInd w:val="0"/>
-              <w:jc w:val="center"/>
+              <w:jc w:val="both"/>
               <w:rPr>
                 <w:rFonts w:ascii="Arial Nova Cond" w:hAnsi="Arial Nova Cond" w:cs="Arial"/>
                 <w:color w:val="000000"/>
@@ -13170,7 +13144,6 @@
         <w:tc>
           <w:tcPr>
             <w:tcW w:w="1337" w:type="dxa"/>
-            <w:shd w:val="clear" w:color="auto" w:fill="auto"/>
             <w:vAlign w:val="center"/>
           </w:tcPr>
           <w:p>
@@ -13209,7 +13182,6 @@
           <w:tcPr>
             <w:tcW w:w="875" w:type="dxa"/>
             <w:vMerge w:val="restart"/>
-            <w:shd w:val="clear" w:color="auto" w:fill="auto"/>
             <w:vAlign w:val="center"/>
           </w:tcPr>
           <w:p>
@@ -13320,7 +13292,6 @@
         <w:tc>
           <w:tcPr>
             <w:tcW w:w="6169" w:type="dxa"/>
-            <w:shd w:val="clear" w:color="auto" w:fill="auto"/>
             <w:vAlign w:val="center"/>
           </w:tcPr>
           <w:p>
@@ -13355,7 +13326,6 @@
         <w:tc>
           <w:tcPr>
             <w:tcW w:w="2015" w:type="dxa"/>
-            <w:shd w:val="clear" w:color="auto" w:fill="auto"/>
             <w:vAlign w:val="center"/>
           </w:tcPr>
           <w:p>
@@ -13394,7 +13364,7 @@
               <w:autoSpaceDE w:val="0"/>
               <w:autoSpaceDN w:val="0"/>
               <w:adjustRightInd w:val="0"/>
-              <w:jc w:val="center"/>
+              <w:jc w:val="both"/>
               <w:rPr>
                 <w:rFonts w:ascii="Arial Nova Cond" w:hAnsi="Arial Nova Cond" w:cs="Arial"/>
                 <w:color w:val="000000"/>
@@ -13418,7 +13388,6 @@
         <w:tc>
           <w:tcPr>
             <w:tcW w:w="1337" w:type="dxa"/>
-            <w:shd w:val="clear" w:color="auto" w:fill="auto"/>
             <w:vAlign w:val="center"/>
           </w:tcPr>
           <w:p>
@@ -13457,7 +13426,6 @@
           <w:tcPr>
             <w:tcW w:w="875" w:type="dxa"/>
             <w:vMerge/>
-            <w:shd w:val="clear" w:color="auto" w:fill="auto"/>
             <w:vAlign w:val="center"/>
           </w:tcPr>
           <w:p>
@@ -13557,7 +13525,6 @@
         <w:tc>
           <w:tcPr>
             <w:tcW w:w="6169" w:type="dxa"/>
-            <w:shd w:val="clear" w:color="auto" w:fill="auto"/>
             <w:vAlign w:val="center"/>
           </w:tcPr>
           <w:p>
@@ -13593,7 +13560,6 @@
         <w:tc>
           <w:tcPr>
             <w:tcW w:w="2015" w:type="dxa"/>
-            <w:shd w:val="clear" w:color="auto" w:fill="auto"/>
             <w:vAlign w:val="center"/>
           </w:tcPr>
           <w:p>
@@ -13631,7 +13597,7 @@
               <w:autoSpaceDE w:val="0"/>
               <w:autoSpaceDN w:val="0"/>
               <w:adjustRightInd w:val="0"/>
-              <w:jc w:val="center"/>
+              <w:jc w:val="both"/>
               <w:rPr>
                 <w:rFonts w:ascii="Arial Nova Cond" w:hAnsi="Arial Nova Cond" w:cs="Arial"/>
                 <w:color w:val="000000"/>
@@ -13655,7 +13621,6 @@
         <w:tc>
           <w:tcPr>
             <w:tcW w:w="1337" w:type="dxa"/>
-            <w:shd w:val="clear" w:color="auto" w:fill="auto"/>
             <w:vAlign w:val="center"/>
           </w:tcPr>
           <w:p>
@@ -13685,6 +13650,7 @@
           </w:p>
         </w:tc>
       </w:tr>
+      <w:bookmarkEnd w:id="1"/>
     </w:tbl>
     <w:p>
       <w:pPr>

--- a/templates/plananual/ED. FISICA 1° A 5°/E. FÍSICA 5° PROGRAMACIÓN  ANUAL.docx
+++ b/templates/plananual/ED. FISICA 1° A 5°/E. FÍSICA 5° PROGRAMACIÓN  ANUAL.docx
@@ -1,6 +1,6 @@
 
 <file path=word/document.xml><?xml version="1.0" encoding="utf-8"?>
-<w:document xmlns:wpc="http://schemas.microsoft.com/office/word/2010/wordprocessingCanvas" xmlns:cx="http://schemas.microsoft.com/office/drawing/2014/chartex" xmlns:cx1="http://schemas.microsoft.com/office/drawing/2015/9/8/chartex" xmlns:cx2="http://schemas.microsoft.com/office/drawing/2015/10/21/chartex" xmlns:cx3="http://schemas.microsoft.com/office/drawing/2016/5/9/chartex" xmlns:cx4="http://schemas.microsoft.com/office/drawing/2016/5/10/chartex" xmlns:cx5="http://schemas.microsoft.com/office/drawing/2016/5/11/chartex" xmlns:cx6="http://schemas.microsoft.com/office/drawing/2016/5/12/chartex" xmlns:cx7="http://schemas.microsoft.com/office/drawing/2016/5/13/chartex" xmlns:cx8="http://schemas.microsoft.com/office/drawing/2016/5/14/chartex" xmlns:mc="http://schemas.openxmlformats.org/markup-compatibility/2006" xmlns:aink="http://schemas.microsoft.com/office/drawing/2016/ink" xmlns:am3d="http://schemas.microsoft.com/office/drawing/2017/model3d" xmlns:o="urn:schemas-microsoft-com:office:office" xmlns:oel="http://schemas.microsoft.com/office/2019/extlst" xmlns:r="http://schemas.openxmlformats.org/officeDocument/2006/relationships" xmlns:m="http://schemas.openxmlformats.org/officeDocument/2006/math" xmlns:v="urn:schemas-microsoft-com:vml" xmlns:wp14="http://schemas.microsoft.com/office/word/2010/wordprocessingDrawing" xmlns:wp="http://schemas.openxmlformats.org/drawingml/2006/wordprocessingDrawing" xmlns:w10="urn:schemas-microsoft-com:office:word" xmlns:w="http://schemas.openxmlformats.org/wordprocessingml/2006/main" xmlns:w14="http://schemas.microsoft.com/office/word/2010/wordml" xmlns:w15="http://schemas.microsoft.com/office/word/2012/wordml" xmlns:w16cex="http://schemas.microsoft.com/office/word/2018/wordml/cex" xmlns:w16cid="http://schemas.microsoft.com/office/word/2016/wordml/cid" xmlns:w16="http://schemas.microsoft.com/office/word/2018/wordml" xmlns:w16du="http://schemas.microsoft.com/office/word/2023/wordml/word16du" xmlns:w16sdtdh="http://schemas.microsoft.com/office/word/2020/wordml/sdtdatahash" xmlns:w16se="http://schemas.microsoft.com/office/word/2015/wordml/symex" xmlns:wpg="http://schemas.microsoft.com/office/word/2010/wordprocessingGroup" xmlns:wpi="http://schemas.microsoft.com/office/word/2010/wordprocessingInk" xmlns:wne="http://schemas.microsoft.com/office/word/2006/wordml" xmlns:wps="http://schemas.microsoft.com/office/word/2010/wordprocessingShape" mc:Ignorable="w14 w15 w16se w16cid w16 w16cex w16sdtdh w16du wp14">
+<w:document xmlns:wpc="http://schemas.microsoft.com/office/word/2010/wordprocessingCanvas" xmlns:cx="http://schemas.microsoft.com/office/drawing/2014/chartex" xmlns:cx1="http://schemas.microsoft.com/office/drawing/2015/9/8/chartex" xmlns:cx2="http://schemas.microsoft.com/office/drawing/2015/10/21/chartex" xmlns:cx3="http://schemas.microsoft.com/office/drawing/2016/5/9/chartex" xmlns:cx4="http://schemas.microsoft.com/office/drawing/2016/5/10/chartex" xmlns:cx5="http://schemas.microsoft.com/office/drawing/2016/5/11/chartex" xmlns:cx6="http://schemas.microsoft.com/office/drawing/2016/5/12/chartex" xmlns:cx7="http://schemas.microsoft.com/office/drawing/2016/5/13/chartex" xmlns:cx8="http://schemas.microsoft.com/office/drawing/2016/5/14/chartex" xmlns:mc="http://schemas.openxmlformats.org/markup-compatibility/2006" xmlns:aink="http://schemas.microsoft.com/office/drawing/2016/ink" xmlns:am3d="http://schemas.microsoft.com/office/drawing/2017/model3d" xmlns:o="urn:schemas-microsoft-com:office:office" xmlns:oel="http://schemas.microsoft.com/office/2019/extlst" xmlns:r="http://schemas.openxmlformats.org/officeDocument/2006/relationships" xmlns:m="http://schemas.openxmlformats.org/officeDocument/2006/math" xmlns:v="urn:schemas-microsoft-com:vml" xmlns:wp14="http://schemas.microsoft.com/office/word/2010/wordprocessingDrawing" xmlns:wp="http://schemas.openxmlformats.org/drawingml/2006/wordprocessingDrawing" xmlns:w10="urn:schemas-microsoft-com:office:word" xmlns:w="http://schemas.openxmlformats.org/wordprocessingml/2006/main" xmlns:w14="http://schemas.microsoft.com/office/word/2010/wordml" xmlns:w15="http://schemas.microsoft.com/office/word/2012/wordml" xmlns:w16cex="http://schemas.microsoft.com/office/word/2018/wordml/cex" xmlns:w16cid="http://schemas.microsoft.com/office/word/2016/wordml/cid" xmlns:w16="http://schemas.microsoft.com/office/word/2018/wordml" xmlns:w16du="http://schemas.microsoft.com/office/word/2023/wordml/word16du" xmlns:w16sdtdh="http://schemas.microsoft.com/office/word/2020/wordml/sdtdatahash" xmlns:w16sdtfl="http://schemas.microsoft.com/office/word/2024/wordml/sdtformatlock" xmlns:w16se="http://schemas.microsoft.com/office/word/2015/wordml/symex" xmlns:wpg="http://schemas.microsoft.com/office/word/2010/wordprocessingGroup" xmlns:wpi="http://schemas.microsoft.com/office/word/2010/wordprocessingInk" xmlns:wne="http://schemas.microsoft.com/office/word/2006/wordml" xmlns:wps="http://schemas.microsoft.com/office/word/2010/wordprocessingShape" mc:Ignorable="w14 w15 w16se w16cid w16 w16cex w16sdtdh w16sdtfl w16du wp14">
   <w:body>
     <w:p>
       <w:pPr>
@@ -3854,29 +3854,16 @@
                 <w:szCs w:val="20"/>
               </w:rPr>
             </w:pPr>
-            <w:proofErr w:type="spellStart"/>
-            <w:r>
-              <w:rPr>
-                <w:rFonts w:ascii="Arial Nova Cond Light" w:hAnsi="Arial Nova Cond Light" w:cs="Times New Roman"/>
-                <w:b/>
-                <w:bCs/>
-                <w:color w:val="000000" w:themeColor="text1"/>
-                <w:sz w:val="20"/>
-                <w:szCs w:val="20"/>
-              </w:rPr>
-              <w:t>N°</w:t>
-            </w:r>
-            <w:proofErr w:type="spellEnd"/>
-            <w:r>
-              <w:rPr>
-                <w:rFonts w:ascii="Arial Nova Cond Light" w:hAnsi="Arial Nova Cond Light" w:cs="Times New Roman"/>
-                <w:b/>
-                <w:bCs/>
-                <w:color w:val="000000" w:themeColor="text1"/>
-                <w:sz w:val="20"/>
-                <w:szCs w:val="20"/>
-              </w:rPr>
-              <w:t xml:space="preserve"> DE SEMANAS LECTIVAS</w:t>
+            <w:r>
+              <w:rPr>
+                <w:rFonts w:ascii="Arial Nova Cond Light" w:hAnsi="Arial Nova Cond Light" w:cs="Times New Roman"/>
+                <w:b/>
+                <w:bCs/>
+                <w:color w:val="000000" w:themeColor="text1"/>
+                <w:sz w:val="20"/>
+                <w:szCs w:val="20"/>
+              </w:rPr>
+              <w:t>N° DE SEMANAS LECTIVAS</w:t>
             </w:r>
           </w:p>
         </w:tc>
@@ -3901,29 +3888,16 @@
                 <w:szCs w:val="20"/>
               </w:rPr>
             </w:pPr>
-            <w:proofErr w:type="spellStart"/>
-            <w:r>
-              <w:rPr>
-                <w:rFonts w:ascii="Arial Nova Cond Light" w:hAnsi="Arial Nova Cond Light" w:cs="Times New Roman"/>
-                <w:b/>
-                <w:bCs/>
-                <w:color w:val="000000" w:themeColor="text1"/>
-                <w:sz w:val="20"/>
-                <w:szCs w:val="20"/>
-              </w:rPr>
-              <w:t>N°</w:t>
-            </w:r>
-            <w:proofErr w:type="spellEnd"/>
-            <w:r>
-              <w:rPr>
-                <w:rFonts w:ascii="Arial Nova Cond Light" w:hAnsi="Arial Nova Cond Light" w:cs="Times New Roman"/>
-                <w:b/>
-                <w:bCs/>
-                <w:color w:val="000000" w:themeColor="text1"/>
-                <w:sz w:val="20"/>
-                <w:szCs w:val="20"/>
-              </w:rPr>
-              <w:t xml:space="preserve"> UNIDADES</w:t>
+            <w:r>
+              <w:rPr>
+                <w:rFonts w:ascii="Arial Nova Cond Light" w:hAnsi="Arial Nova Cond Light" w:cs="Times New Roman"/>
+                <w:b/>
+                <w:bCs/>
+                <w:color w:val="000000" w:themeColor="text1"/>
+                <w:sz w:val="20"/>
+                <w:szCs w:val="20"/>
+              </w:rPr>
+              <w:t>N° UNIDADES</w:t>
             </w:r>
           </w:p>
         </w:tc>
@@ -11252,13 +11226,13 @@
         <w:tblLook w:val="04A0" w:firstRow="1" w:lastRow="0" w:firstColumn="1" w:lastColumn="0" w:noHBand="0" w:noVBand="1"/>
       </w:tblPr>
       <w:tblGrid>
-        <w:gridCol w:w="875"/>
-        <w:gridCol w:w="1095"/>
-        <w:gridCol w:w="1726"/>
-        <w:gridCol w:w="6169"/>
-        <w:gridCol w:w="2015"/>
-        <w:gridCol w:w="1634"/>
-        <w:gridCol w:w="1337"/>
+        <w:gridCol w:w="818"/>
+        <w:gridCol w:w="1018"/>
+        <w:gridCol w:w="5379"/>
+        <w:gridCol w:w="1984"/>
+        <w:gridCol w:w="2693"/>
+        <w:gridCol w:w="1560"/>
+        <w:gridCol w:w="1399"/>
       </w:tblGrid>
       <w:tr>
         <w:trPr>
@@ -11267,7 +11241,7 @@
         </w:trPr>
         <w:tc>
           <w:tcPr>
-            <w:tcW w:w="875" w:type="dxa"/>
+            <w:tcW w:w="818" w:type="dxa"/>
             <w:shd w:val="clear" w:color="auto" w:fill="C1F0C7" w:themeFill="accent3" w:themeFillTint="33"/>
             <w:vAlign w:val="center"/>
           </w:tcPr>
@@ -11301,7 +11275,7 @@
         </w:tc>
         <w:tc>
           <w:tcPr>
-            <w:tcW w:w="1095" w:type="dxa"/>
+            <w:tcW w:w="1018" w:type="dxa"/>
             <w:shd w:val="clear" w:color="auto" w:fill="C1F0C7" w:themeFill="accent3" w:themeFillTint="33"/>
             <w:vAlign w:val="center"/>
           </w:tcPr>
@@ -11334,7 +11308,7 @@
         </w:tc>
         <w:tc>
           <w:tcPr>
-            <w:tcW w:w="1726" w:type="dxa"/>
+            <w:tcW w:w="5379" w:type="dxa"/>
             <w:shd w:val="clear" w:color="auto" w:fill="C1F0C7" w:themeFill="accent3" w:themeFillTint="33"/>
             <w:vAlign w:val="center"/>
           </w:tcPr>
@@ -11361,13 +11335,35 @@
                 <w:sz w:val="20"/>
                 <w:szCs w:val="20"/>
               </w:rPr>
-              <w:t>PROBLEMA / POTENCIALIDAD</w:t>
-            </w:r>
-          </w:p>
-        </w:tc>
-        <w:tc>
-          <w:tcPr>
-            <w:tcW w:w="6169" w:type="dxa"/>
+              <w:t>SITUACIÓN SIGNIF</w:t>
+            </w:r>
+            <w:r>
+              <w:rPr>
+                <w:rFonts w:ascii="Arial Nova Cond" w:hAnsi="Arial Nova Cond" w:cs="Times New Roman"/>
+                <w:b/>
+                <w:bCs/>
+                <w:color w:val="000000" w:themeColor="text1"/>
+                <w:sz w:val="20"/>
+                <w:szCs w:val="20"/>
+              </w:rPr>
+              <w:t>I</w:t>
+            </w:r>
+            <w:r>
+              <w:rPr>
+                <w:rFonts w:ascii="Arial Nova Cond" w:hAnsi="Arial Nova Cond" w:cs="Times New Roman"/>
+                <w:b/>
+                <w:bCs/>
+                <w:color w:val="000000" w:themeColor="text1"/>
+                <w:sz w:val="20"/>
+                <w:szCs w:val="20"/>
+              </w:rPr>
+              <w:t>CATIVA</w:t>
+            </w:r>
+          </w:p>
+        </w:tc>
+        <w:tc>
+          <w:tcPr>
+            <w:tcW w:w="1984" w:type="dxa"/>
             <w:shd w:val="clear" w:color="auto" w:fill="C1F0C7" w:themeFill="accent3" w:themeFillTint="33"/>
             <w:vAlign w:val="center"/>
           </w:tcPr>
@@ -11394,7 +11390,7 @@
                 <w:sz w:val="20"/>
                 <w:szCs w:val="20"/>
               </w:rPr>
-              <w:t>SITUACIÓN SIGNIF</w:t>
+              <w:t>TÍTULO DE LA UNIDAD DID</w:t>
             </w:r>
             <w:r>
               <w:rPr>
@@ -11405,7 +11401,7 @@
                 <w:sz w:val="20"/>
                 <w:szCs w:val="20"/>
               </w:rPr>
-              <w:t>I</w:t>
+              <w:t>Á</w:t>
             </w:r>
             <w:r>
               <w:rPr>
@@ -11416,13 +11412,24 @@
                 <w:sz w:val="20"/>
                 <w:szCs w:val="20"/>
               </w:rPr>
-              <w:t>CATIVA</w:t>
-            </w:r>
-          </w:p>
-        </w:tc>
-        <w:tc>
-          <w:tcPr>
-            <w:tcW w:w="2015" w:type="dxa"/>
+              <w:t>CTICA</w:t>
+            </w:r>
+            <w:r>
+              <w:rPr>
+                <w:rFonts w:ascii="Arial Nova Cond" w:hAnsi="Arial Nova Cond" w:cs="Times New Roman"/>
+                <w:b/>
+                <w:bCs/>
+                <w:color w:val="000000" w:themeColor="text1"/>
+                <w:sz w:val="20"/>
+                <w:szCs w:val="20"/>
+              </w:rPr>
+              <w:t>.</w:t>
+            </w:r>
+          </w:p>
+        </w:tc>
+        <w:tc>
+          <w:tcPr>
+            <w:tcW w:w="2693" w:type="dxa"/>
             <w:shd w:val="clear" w:color="auto" w:fill="C1F0C7" w:themeFill="accent3" w:themeFillTint="33"/>
             <w:vAlign w:val="center"/>
           </w:tcPr>
@@ -11449,9 +11456,21 @@
                 <w:sz w:val="20"/>
                 <w:szCs w:val="20"/>
               </w:rPr>
-              <w:t>TÍTULO DE LA UNIDAD DID</w:t>
-            </w:r>
-            <w:r>
+              <w:t>CAMPO TEMATICO</w:t>
+            </w:r>
+          </w:p>
+        </w:tc>
+        <w:tc>
+          <w:tcPr>
+            <w:tcW w:w="1560" w:type="dxa"/>
+            <w:shd w:val="clear" w:color="auto" w:fill="C1F0C7" w:themeFill="accent3" w:themeFillTint="33"/>
+            <w:vAlign w:val="center"/>
+          </w:tcPr>
+          <w:p>
+            <w:pPr>
+              <w:pStyle w:val="Prrafodelista"/>
+              <w:ind w:left="0"/>
+              <w:jc w:val="center"/>
               <w:rPr>
                 <w:rFonts w:ascii="Arial Nova Cond" w:hAnsi="Arial Nova Cond" w:cs="Times New Roman"/>
                 <w:b/>
@@ -11460,8 +11479,7 @@
                 <w:sz w:val="20"/>
                 <w:szCs w:val="20"/>
               </w:rPr>
-              <w:t>Á</w:t>
-            </w:r>
+            </w:pPr>
             <w:r>
               <w:rPr>
                 <w:rFonts w:ascii="Arial Nova Cond" w:hAnsi="Arial Nova Cond" w:cs="Times New Roman"/>
@@ -11471,57 +11489,13 @@
                 <w:sz w:val="20"/>
                 <w:szCs w:val="20"/>
               </w:rPr>
-              <w:t>CTICA</w:t>
-            </w:r>
-            <w:r>
-              <w:rPr>
-                <w:rFonts w:ascii="Arial Nova Cond" w:hAnsi="Arial Nova Cond" w:cs="Times New Roman"/>
-                <w:b/>
-                <w:bCs/>
-                <w:color w:val="000000" w:themeColor="text1"/>
-                <w:sz w:val="20"/>
-                <w:szCs w:val="20"/>
-              </w:rPr>
-              <w:t>.</w:t>
-            </w:r>
-          </w:p>
-        </w:tc>
-        <w:tc>
-          <w:tcPr>
-            <w:tcW w:w="1634" w:type="dxa"/>
-            <w:shd w:val="clear" w:color="auto" w:fill="C1F0C7" w:themeFill="accent3" w:themeFillTint="33"/>
-            <w:vAlign w:val="center"/>
-          </w:tcPr>
-          <w:p>
-            <w:pPr>
-              <w:pStyle w:val="Prrafodelista"/>
-              <w:ind w:left="0"/>
-              <w:jc w:val="center"/>
-              <w:rPr>
-                <w:rFonts w:ascii="Arial Nova Cond" w:hAnsi="Arial Nova Cond" w:cs="Times New Roman"/>
-                <w:b/>
-                <w:bCs/>
-                <w:color w:val="000000" w:themeColor="text1"/>
-                <w:sz w:val="20"/>
-                <w:szCs w:val="20"/>
-              </w:rPr>
-            </w:pPr>
-            <w:r>
-              <w:rPr>
-                <w:rFonts w:ascii="Arial Nova Cond" w:hAnsi="Arial Nova Cond" w:cs="Times New Roman"/>
-                <w:b/>
-                <w:bCs/>
-                <w:color w:val="000000" w:themeColor="text1"/>
-                <w:sz w:val="20"/>
-                <w:szCs w:val="20"/>
-              </w:rPr>
               <w:t>COMPETENCIAS</w:t>
             </w:r>
           </w:p>
         </w:tc>
         <w:tc>
           <w:tcPr>
-            <w:tcW w:w="1337" w:type="dxa"/>
+            <w:tcW w:w="1399" w:type="dxa"/>
             <w:shd w:val="clear" w:color="auto" w:fill="C1F0C7" w:themeFill="accent3" w:themeFillTint="33"/>
             <w:vAlign w:val="center"/>
           </w:tcPr>
@@ -11560,7 +11534,7 @@
         </w:trPr>
         <w:tc>
           <w:tcPr>
-            <w:tcW w:w="875" w:type="dxa"/>
+            <w:tcW w:w="818" w:type="dxa"/>
             <w:vMerge w:val="restart"/>
             <w:vAlign w:val="center"/>
           </w:tcPr>
@@ -11599,7 +11573,7 @@
         </w:tc>
         <w:tc>
           <w:tcPr>
-            <w:tcW w:w="1095" w:type="dxa"/>
+            <w:tcW w:w="1018" w:type="dxa"/>
             <w:vAlign w:val="center"/>
           </w:tcPr>
           <w:p>
@@ -11637,7 +11611,7 @@
         </w:tc>
         <w:tc>
           <w:tcPr>
-            <w:tcW w:w="1726" w:type="dxa"/>
+            <w:tcW w:w="5379" w:type="dxa"/>
             <w:vAlign w:val="center"/>
           </w:tcPr>
           <w:p>
@@ -11665,47 +11639,13 @@
                 <w:szCs w:val="20"/>
                 <w:lang w:val="es-ES_tradnl"/>
               </w:rPr>
-              <w:t>{{problemapotencialidad0}}</w:t>
-            </w:r>
-          </w:p>
-        </w:tc>
-        <w:tc>
-          <w:tcPr>
-            <w:tcW w:w="6169" w:type="dxa"/>
-            <w:vAlign w:val="center"/>
-          </w:tcPr>
-          <w:p>
-            <w:pPr>
-              <w:pStyle w:val="Prrafodelista"/>
-              <w:tabs>
-                <w:tab w:val="left" w:pos="0"/>
-                <w:tab w:val="left" w:pos="142"/>
-                <w:tab w:val="left" w:pos="284"/>
-              </w:tabs>
-              <w:spacing w:line="276" w:lineRule="auto"/>
-              <w:ind w:left="0"/>
-              <w:jc w:val="both"/>
-              <w:rPr>
-                <w:rFonts w:ascii="Arial Nova Cond" w:eastAsia="Calibri" w:hAnsi="Arial Nova Cond" w:cs="Times New Roman"/>
-                <w:sz w:val="20"/>
-                <w:szCs w:val="20"/>
-                <w:lang w:val="es-ES_tradnl"/>
-              </w:rPr>
-            </w:pPr>
-            <w:r>
-              <w:rPr>
-                <w:rFonts w:ascii="Arial Nova Cond" w:eastAsia="Calibri" w:hAnsi="Arial Nova Cond" w:cs="Times New Roman"/>
-                <w:sz w:val="20"/>
-                <w:szCs w:val="20"/>
-                <w:lang w:val="es-ES_tradnl"/>
-              </w:rPr>
               <w:t>{{situacionsignificativa0}}</w:t>
             </w:r>
           </w:p>
         </w:tc>
         <w:tc>
           <w:tcPr>
-            <w:tcW w:w="2015" w:type="dxa"/>
+            <w:tcW w:w="1984" w:type="dxa"/>
             <w:vAlign w:val="center"/>
           </w:tcPr>
           <w:p>
@@ -11736,7 +11676,7 @@
         </w:tc>
         <w:tc>
           <w:tcPr>
-            <w:tcW w:w="1634" w:type="dxa"/>
+            <w:tcW w:w="2693" w:type="dxa"/>
             <w:vAlign w:val="center"/>
           </w:tcPr>
           <w:p>
@@ -11761,13 +11701,13 @@
                 <w:sz w:val="20"/>
                 <w:szCs w:val="20"/>
               </w:rPr>
-              <w:t>{{competencias0}}</w:t>
-            </w:r>
-          </w:p>
-        </w:tc>
-        <w:tc>
-          <w:tcPr>
-            <w:tcW w:w="1337" w:type="dxa"/>
+              <w:t>{{campotematico0}}</w:t>
+            </w:r>
+          </w:p>
+        </w:tc>
+        <w:tc>
+          <w:tcPr>
+            <w:tcW w:w="1560" w:type="dxa"/>
             <w:vAlign w:val="center"/>
           </w:tcPr>
           <w:p>
@@ -11775,7 +11715,38 @@
               <w:autoSpaceDE w:val="0"/>
               <w:autoSpaceDN w:val="0"/>
               <w:adjustRightInd w:val="0"/>
-              <w:jc w:val="center"/>
+              <w:jc w:val="both"/>
+              <w:rPr>
+                <w:rFonts w:ascii="Arial Nova Cond" w:hAnsi="Arial Nova Cond" w:cs="Arial"/>
+                <w:color w:val="000000"/>
+                <w:kern w:val="0"/>
+                <w:sz w:val="20"/>
+                <w:szCs w:val="20"/>
+              </w:rPr>
+            </w:pPr>
+            <w:r>
+              <w:rPr>
+                <w:rFonts w:ascii="Arial Nova Cond" w:hAnsi="Arial Nova Cond" w:cs="Arial"/>
+                <w:color w:val="000000"/>
+                <w:kern w:val="0"/>
+                <w:sz w:val="20"/>
+                <w:szCs w:val="20"/>
+              </w:rPr>
+              <w:t>{{competencias0}}</w:t>
+            </w:r>
+          </w:p>
+        </w:tc>
+        <w:tc>
+          <w:tcPr>
+            <w:tcW w:w="1399" w:type="dxa"/>
+            <w:vAlign w:val="center"/>
+          </w:tcPr>
+          <w:p>
+            <w:pPr>
+              <w:autoSpaceDE w:val="0"/>
+              <w:autoSpaceDN w:val="0"/>
+              <w:adjustRightInd w:val="0"/>
+              <w:jc w:val="both"/>
               <w:rPr>
                 <w:rFonts w:ascii="Arial Nova Cond" w:hAnsi="Arial Nova Cond" w:cs="Arial"/>
                 <w:color w:val="000000"/>
@@ -11804,7 +11775,7 @@
         </w:trPr>
         <w:tc>
           <w:tcPr>
-            <w:tcW w:w="875" w:type="dxa"/>
+            <w:tcW w:w="818" w:type="dxa"/>
             <w:vMerge/>
             <w:vAlign w:val="center"/>
           </w:tcPr>
@@ -11832,7 +11803,7 @@
         </w:tc>
         <w:tc>
           <w:tcPr>
-            <w:tcW w:w="1095" w:type="dxa"/>
+            <w:tcW w:w="1018" w:type="dxa"/>
             <w:vAlign w:val="center"/>
           </w:tcPr>
           <w:p>
@@ -11870,33 +11841,7 @@
         </w:tc>
         <w:tc>
           <w:tcPr>
-            <w:tcW w:w="1726" w:type="dxa"/>
-            <w:vAlign w:val="center"/>
-          </w:tcPr>
-          <w:p>
-            <w:pPr>
-              <w:pStyle w:val="NormalWeb"/>
-              <w:jc w:val="both"/>
-              <w:rPr>
-                <w:rFonts w:ascii="Arial Nova Cond" w:hAnsi="Arial Nova Cond"/>
-                <w:sz w:val="20"/>
-                <w:szCs w:val="20"/>
-              </w:rPr>
-            </w:pPr>
-            <w:r>
-              <w:rPr>
-                <w:rFonts w:ascii="Arial Nova Cond" w:eastAsia="Calibri" w:hAnsi="Arial Nova Cond"/>
-                <w:sz w:val="20"/>
-                <w:szCs w:val="20"/>
-                <w:lang w:val="es-ES_tradnl"/>
-              </w:rPr>
-              <w:t>{{problemapotencialidad1}}</w:t>
-            </w:r>
-          </w:p>
-        </w:tc>
-        <w:tc>
-          <w:tcPr>
-            <w:tcW w:w="6169" w:type="dxa"/>
+            <w:tcW w:w="5379" w:type="dxa"/>
             <w:vAlign w:val="center"/>
           </w:tcPr>
           <w:p>
@@ -11930,7 +11875,7 @@
         </w:tc>
         <w:tc>
           <w:tcPr>
-            <w:tcW w:w="2015" w:type="dxa"/>
+            <w:tcW w:w="1984" w:type="dxa"/>
             <w:vAlign w:val="center"/>
           </w:tcPr>
           <w:p>
@@ -11961,7 +11906,7 @@
         </w:tc>
         <w:tc>
           <w:tcPr>
-            <w:tcW w:w="1634" w:type="dxa"/>
+            <w:tcW w:w="2693" w:type="dxa"/>
             <w:vAlign w:val="center"/>
           </w:tcPr>
           <w:p>
@@ -11986,13 +11931,13 @@
                 <w:sz w:val="20"/>
                 <w:szCs w:val="20"/>
               </w:rPr>
-              <w:t>{{competencias1}}</w:t>
-            </w:r>
-          </w:p>
-        </w:tc>
-        <w:tc>
-          <w:tcPr>
-            <w:tcW w:w="1337" w:type="dxa"/>
+              <w:t>{{campotematico1}}</w:t>
+            </w:r>
+          </w:p>
+        </w:tc>
+        <w:tc>
+          <w:tcPr>
+            <w:tcW w:w="1560" w:type="dxa"/>
             <w:vAlign w:val="center"/>
           </w:tcPr>
           <w:p>
@@ -12000,7 +11945,38 @@
               <w:autoSpaceDE w:val="0"/>
               <w:autoSpaceDN w:val="0"/>
               <w:adjustRightInd w:val="0"/>
-              <w:jc w:val="center"/>
+              <w:jc w:val="both"/>
+              <w:rPr>
+                <w:rFonts w:ascii="Arial Nova Cond" w:hAnsi="Arial Nova Cond" w:cs="Arial"/>
+                <w:color w:val="000000"/>
+                <w:kern w:val="0"/>
+                <w:sz w:val="20"/>
+                <w:szCs w:val="20"/>
+              </w:rPr>
+            </w:pPr>
+            <w:r>
+              <w:rPr>
+                <w:rFonts w:ascii="Arial Nova Cond" w:hAnsi="Arial Nova Cond" w:cs="Arial"/>
+                <w:color w:val="000000"/>
+                <w:kern w:val="0"/>
+                <w:sz w:val="20"/>
+                <w:szCs w:val="20"/>
+              </w:rPr>
+              <w:t>{{competencias1}}</w:t>
+            </w:r>
+          </w:p>
+        </w:tc>
+        <w:tc>
+          <w:tcPr>
+            <w:tcW w:w="1399" w:type="dxa"/>
+            <w:vAlign w:val="center"/>
+          </w:tcPr>
+          <w:p>
+            <w:pPr>
+              <w:autoSpaceDE w:val="0"/>
+              <w:autoSpaceDN w:val="0"/>
+              <w:adjustRightInd w:val="0"/>
+              <w:jc w:val="both"/>
               <w:rPr>
                 <w:rFonts w:ascii="Arial Nova Cond" w:hAnsi="Arial Nova Cond" w:cs="Arial"/>
                 <w:color w:val="000000"/>
@@ -12029,7 +12005,7 @@
         </w:trPr>
         <w:tc>
           <w:tcPr>
-            <w:tcW w:w="875" w:type="dxa"/>
+            <w:tcW w:w="818" w:type="dxa"/>
             <w:vMerge/>
             <w:vAlign w:val="center"/>
           </w:tcPr>
@@ -12057,7 +12033,7 @@
         </w:tc>
         <w:tc>
           <w:tcPr>
-            <w:tcW w:w="1095" w:type="dxa"/>
+            <w:tcW w:w="1018" w:type="dxa"/>
             <w:vAlign w:val="center"/>
           </w:tcPr>
           <w:p>
@@ -12095,33 +12071,7 @@
         </w:tc>
         <w:tc>
           <w:tcPr>
-            <w:tcW w:w="1726" w:type="dxa"/>
-            <w:vAlign w:val="center"/>
-          </w:tcPr>
-          <w:p>
-            <w:pPr>
-              <w:pStyle w:val="NormalWeb"/>
-              <w:jc w:val="both"/>
-              <w:rPr>
-                <w:rFonts w:ascii="Arial Nova Cond" w:eastAsia="Calibri" w:hAnsi="Arial Nova Cond"/>
-                <w:sz w:val="20"/>
-                <w:szCs w:val="20"/>
-              </w:rPr>
-            </w:pPr>
-            <w:r>
-              <w:rPr>
-                <w:rFonts w:ascii="Arial Nova Cond" w:eastAsia="Calibri" w:hAnsi="Arial Nova Cond"/>
-                <w:sz w:val="20"/>
-                <w:szCs w:val="20"/>
-                <w:lang w:val="es-ES_tradnl"/>
-              </w:rPr>
-              <w:t>{{problemapotencialidad2}}</w:t>
-            </w:r>
-          </w:p>
-        </w:tc>
-        <w:tc>
-          <w:tcPr>
-            <w:tcW w:w="6169" w:type="dxa"/>
+            <w:tcW w:w="5379" w:type="dxa"/>
             <w:vAlign w:val="center"/>
           </w:tcPr>
           <w:p>
@@ -12155,7 +12105,7 @@
         </w:tc>
         <w:tc>
           <w:tcPr>
-            <w:tcW w:w="2015" w:type="dxa"/>
+            <w:tcW w:w="1984" w:type="dxa"/>
             <w:vAlign w:val="center"/>
           </w:tcPr>
           <w:p>
@@ -12186,7 +12136,7 @@
         </w:tc>
         <w:tc>
           <w:tcPr>
-            <w:tcW w:w="1634" w:type="dxa"/>
+            <w:tcW w:w="2693" w:type="dxa"/>
             <w:vAlign w:val="center"/>
           </w:tcPr>
           <w:p>
@@ -12211,13 +12161,13 @@
                 <w:sz w:val="20"/>
                 <w:szCs w:val="20"/>
               </w:rPr>
-              <w:t>{{competencias2}}</w:t>
-            </w:r>
-          </w:p>
-        </w:tc>
-        <w:tc>
-          <w:tcPr>
-            <w:tcW w:w="1337" w:type="dxa"/>
+              <w:t>{{campotematico2}}</w:t>
+            </w:r>
+          </w:p>
+        </w:tc>
+        <w:tc>
+          <w:tcPr>
+            <w:tcW w:w="1560" w:type="dxa"/>
             <w:vAlign w:val="center"/>
           </w:tcPr>
           <w:p>
@@ -12225,7 +12175,38 @@
               <w:autoSpaceDE w:val="0"/>
               <w:autoSpaceDN w:val="0"/>
               <w:adjustRightInd w:val="0"/>
-              <w:jc w:val="center"/>
+              <w:jc w:val="both"/>
+              <w:rPr>
+                <w:rFonts w:ascii="Arial Nova Cond" w:hAnsi="Arial Nova Cond" w:cs="Arial"/>
+                <w:color w:val="000000"/>
+                <w:kern w:val="0"/>
+                <w:sz w:val="20"/>
+                <w:szCs w:val="20"/>
+              </w:rPr>
+            </w:pPr>
+            <w:r>
+              <w:rPr>
+                <w:rFonts w:ascii="Arial Nova Cond" w:hAnsi="Arial Nova Cond" w:cs="Arial"/>
+                <w:color w:val="000000"/>
+                <w:kern w:val="0"/>
+                <w:sz w:val="20"/>
+                <w:szCs w:val="20"/>
+              </w:rPr>
+              <w:t>{{competencias2}}</w:t>
+            </w:r>
+          </w:p>
+        </w:tc>
+        <w:tc>
+          <w:tcPr>
+            <w:tcW w:w="1399" w:type="dxa"/>
+            <w:vAlign w:val="center"/>
+          </w:tcPr>
+          <w:p>
+            <w:pPr>
+              <w:autoSpaceDE w:val="0"/>
+              <w:autoSpaceDN w:val="0"/>
+              <w:adjustRightInd w:val="0"/>
+              <w:jc w:val="both"/>
               <w:rPr>
                 <w:rFonts w:ascii="Arial Nova Cond" w:hAnsi="Arial Nova Cond" w:cs="Arial"/>
                 <w:color w:val="000000"/>
@@ -12254,7 +12235,7 @@
         </w:trPr>
         <w:tc>
           <w:tcPr>
-            <w:tcW w:w="875" w:type="dxa"/>
+            <w:tcW w:w="818" w:type="dxa"/>
             <w:vMerge w:val="restart"/>
             <w:vAlign w:val="center"/>
           </w:tcPr>
@@ -12293,7 +12274,7 @@
         </w:tc>
         <w:tc>
           <w:tcPr>
-            <w:tcW w:w="1095" w:type="dxa"/>
+            <w:tcW w:w="1018" w:type="dxa"/>
             <w:vAlign w:val="center"/>
           </w:tcPr>
           <w:p>
@@ -12331,33 +12312,7 @@
         </w:tc>
         <w:tc>
           <w:tcPr>
-            <w:tcW w:w="1726" w:type="dxa"/>
-            <w:vAlign w:val="center"/>
-          </w:tcPr>
-          <w:p>
-            <w:pPr>
-              <w:pStyle w:val="Sinespaciado"/>
-              <w:jc w:val="both"/>
-              <w:rPr>
-                <w:rFonts w:ascii="Arial Nova Cond" w:eastAsia="Times New Roman" w:hAnsi="Arial Nova Cond" w:cs="Times New Roman"/>
-                <w:sz w:val="20"/>
-                <w:szCs w:val="20"/>
-              </w:rPr>
-            </w:pPr>
-            <w:r>
-              <w:rPr>
-                <w:rFonts w:ascii="Arial Nova Cond" w:eastAsia="Calibri" w:hAnsi="Arial Nova Cond" w:cs="Times New Roman"/>
-                <w:sz w:val="20"/>
-                <w:szCs w:val="20"/>
-                <w:lang w:val="es-ES_tradnl"/>
-              </w:rPr>
-              <w:t>{{problemapotencialidad3}}</w:t>
-            </w:r>
-          </w:p>
-        </w:tc>
-        <w:tc>
-          <w:tcPr>
-            <w:tcW w:w="6169" w:type="dxa"/>
+            <w:tcW w:w="5379" w:type="dxa"/>
             <w:vAlign w:val="center"/>
           </w:tcPr>
           <w:p>
@@ -12392,7 +12347,7 @@
         </w:tc>
         <w:tc>
           <w:tcPr>
-            <w:tcW w:w="2015" w:type="dxa"/>
+            <w:tcW w:w="1984" w:type="dxa"/>
             <w:vAlign w:val="center"/>
           </w:tcPr>
           <w:p>
@@ -12423,7 +12378,7 @@
         </w:tc>
         <w:tc>
           <w:tcPr>
-            <w:tcW w:w="1634" w:type="dxa"/>
+            <w:tcW w:w="2693" w:type="dxa"/>
             <w:vAlign w:val="center"/>
           </w:tcPr>
           <w:p>
@@ -12448,13 +12403,13 @@
                 <w:sz w:val="20"/>
                 <w:szCs w:val="20"/>
               </w:rPr>
-              <w:t>{{competencias3}}</w:t>
-            </w:r>
-          </w:p>
-        </w:tc>
-        <w:tc>
-          <w:tcPr>
-            <w:tcW w:w="1337" w:type="dxa"/>
+              <w:t>{{campotematico3}}</w:t>
+            </w:r>
+          </w:p>
+        </w:tc>
+        <w:tc>
+          <w:tcPr>
+            <w:tcW w:w="1560" w:type="dxa"/>
             <w:vAlign w:val="center"/>
           </w:tcPr>
           <w:p>
@@ -12462,7 +12417,38 @@
               <w:autoSpaceDE w:val="0"/>
               <w:autoSpaceDN w:val="0"/>
               <w:adjustRightInd w:val="0"/>
-              <w:jc w:val="center"/>
+              <w:jc w:val="both"/>
+              <w:rPr>
+                <w:rFonts w:ascii="Arial Nova Cond" w:hAnsi="Arial Nova Cond" w:cs="Arial"/>
+                <w:color w:val="000000"/>
+                <w:kern w:val="0"/>
+                <w:sz w:val="20"/>
+                <w:szCs w:val="20"/>
+              </w:rPr>
+            </w:pPr>
+            <w:r>
+              <w:rPr>
+                <w:rFonts w:ascii="Arial Nova Cond" w:hAnsi="Arial Nova Cond" w:cs="Arial"/>
+                <w:color w:val="000000"/>
+                <w:kern w:val="0"/>
+                <w:sz w:val="20"/>
+                <w:szCs w:val="20"/>
+              </w:rPr>
+              <w:t>{{competencias3}}</w:t>
+            </w:r>
+          </w:p>
+        </w:tc>
+        <w:tc>
+          <w:tcPr>
+            <w:tcW w:w="1399" w:type="dxa"/>
+            <w:vAlign w:val="center"/>
+          </w:tcPr>
+          <w:p>
+            <w:pPr>
+              <w:autoSpaceDE w:val="0"/>
+              <w:autoSpaceDN w:val="0"/>
+              <w:adjustRightInd w:val="0"/>
+              <w:jc w:val="both"/>
               <w:rPr>
                 <w:rFonts w:ascii="Arial Nova Cond" w:hAnsi="Arial Nova Cond" w:cs="Arial"/>
                 <w:color w:val="000000"/>
@@ -12491,7 +12477,7 @@
         </w:trPr>
         <w:tc>
           <w:tcPr>
-            <w:tcW w:w="875" w:type="dxa"/>
+            <w:tcW w:w="818" w:type="dxa"/>
             <w:vMerge/>
             <w:vAlign w:val="center"/>
           </w:tcPr>
@@ -12519,7 +12505,7 @@
         </w:tc>
         <w:tc>
           <w:tcPr>
-            <w:tcW w:w="1095" w:type="dxa"/>
+            <w:tcW w:w="1018" w:type="dxa"/>
             <w:vAlign w:val="center"/>
           </w:tcPr>
           <w:p>
@@ -12557,33 +12543,7 @@
         </w:tc>
         <w:tc>
           <w:tcPr>
-            <w:tcW w:w="1726" w:type="dxa"/>
-            <w:vAlign w:val="center"/>
-          </w:tcPr>
-          <w:p>
-            <w:pPr>
-              <w:pStyle w:val="Sinespaciado"/>
-              <w:jc w:val="both"/>
-              <w:rPr>
-                <w:rFonts w:ascii="Arial Nova Cond" w:hAnsi="Arial Nova Cond"/>
-                <w:sz w:val="20"/>
-                <w:szCs w:val="20"/>
-              </w:rPr>
-            </w:pPr>
-            <w:r>
-              <w:rPr>
-                <w:rFonts w:ascii="Arial Nova Cond" w:eastAsia="Calibri" w:hAnsi="Arial Nova Cond" w:cs="Times New Roman"/>
-                <w:sz w:val="20"/>
-                <w:szCs w:val="20"/>
-                <w:lang w:val="es-ES_tradnl"/>
-              </w:rPr>
-              <w:t>{{problemapotencialidad4}}</w:t>
-            </w:r>
-          </w:p>
-        </w:tc>
-        <w:tc>
-          <w:tcPr>
-            <w:tcW w:w="6169" w:type="dxa"/>
+            <w:tcW w:w="5379" w:type="dxa"/>
             <w:vAlign w:val="center"/>
           </w:tcPr>
           <w:p>
@@ -12618,7 +12578,7 @@
         </w:tc>
         <w:tc>
           <w:tcPr>
-            <w:tcW w:w="2015" w:type="dxa"/>
+            <w:tcW w:w="1984" w:type="dxa"/>
             <w:vAlign w:val="center"/>
           </w:tcPr>
           <w:p>
@@ -12649,7 +12609,7 @@
         </w:tc>
         <w:tc>
           <w:tcPr>
-            <w:tcW w:w="1634" w:type="dxa"/>
+            <w:tcW w:w="2693" w:type="dxa"/>
             <w:vAlign w:val="center"/>
           </w:tcPr>
           <w:p>
@@ -12674,13 +12634,13 @@
                 <w:sz w:val="20"/>
                 <w:szCs w:val="20"/>
               </w:rPr>
-              <w:t>{{competencias4}}</w:t>
-            </w:r>
-          </w:p>
-        </w:tc>
-        <w:tc>
-          <w:tcPr>
-            <w:tcW w:w="1337" w:type="dxa"/>
+              <w:t>{{campotematico4}}</w:t>
+            </w:r>
+          </w:p>
+        </w:tc>
+        <w:tc>
+          <w:tcPr>
+            <w:tcW w:w="1560" w:type="dxa"/>
             <w:vAlign w:val="center"/>
           </w:tcPr>
           <w:p>
@@ -12688,7 +12648,38 @@
               <w:autoSpaceDE w:val="0"/>
               <w:autoSpaceDN w:val="0"/>
               <w:adjustRightInd w:val="0"/>
-              <w:jc w:val="center"/>
+              <w:jc w:val="both"/>
+              <w:rPr>
+                <w:rFonts w:ascii="Arial Nova Cond" w:hAnsi="Arial Nova Cond" w:cs="Arial"/>
+                <w:color w:val="000000"/>
+                <w:kern w:val="0"/>
+                <w:sz w:val="20"/>
+                <w:szCs w:val="20"/>
+              </w:rPr>
+            </w:pPr>
+            <w:r>
+              <w:rPr>
+                <w:rFonts w:ascii="Arial Nova Cond" w:hAnsi="Arial Nova Cond" w:cs="Arial"/>
+                <w:color w:val="000000"/>
+                <w:kern w:val="0"/>
+                <w:sz w:val="20"/>
+                <w:szCs w:val="20"/>
+              </w:rPr>
+              <w:t>{{competencias4}}</w:t>
+            </w:r>
+          </w:p>
+        </w:tc>
+        <w:tc>
+          <w:tcPr>
+            <w:tcW w:w="1399" w:type="dxa"/>
+            <w:vAlign w:val="center"/>
+          </w:tcPr>
+          <w:p>
+            <w:pPr>
+              <w:autoSpaceDE w:val="0"/>
+              <w:autoSpaceDN w:val="0"/>
+              <w:adjustRightInd w:val="0"/>
+              <w:jc w:val="both"/>
               <w:rPr>
                 <w:rFonts w:ascii="Arial Nova Cond" w:hAnsi="Arial Nova Cond" w:cs="Arial"/>
                 <w:color w:val="000000"/>
@@ -12717,7 +12708,7 @@
         </w:trPr>
         <w:tc>
           <w:tcPr>
-            <w:tcW w:w="875" w:type="dxa"/>
+            <w:tcW w:w="818" w:type="dxa"/>
             <w:vMerge w:val="restart"/>
             <w:vAlign w:val="center"/>
           </w:tcPr>
@@ -12756,7 +12747,7 @@
         </w:tc>
         <w:tc>
           <w:tcPr>
-            <w:tcW w:w="1095" w:type="dxa"/>
+            <w:tcW w:w="1018" w:type="dxa"/>
             <w:vAlign w:val="center"/>
           </w:tcPr>
           <w:p>
@@ -12794,34 +12785,7 @@
         </w:tc>
         <w:tc>
           <w:tcPr>
-            <w:tcW w:w="1726" w:type="dxa"/>
-            <w:vAlign w:val="center"/>
-          </w:tcPr>
-          <w:p>
-            <w:pPr>
-              <w:pStyle w:val="Sinespaciado"/>
-              <w:jc w:val="both"/>
-              <w:rPr>
-                <w:rFonts w:ascii="Arial Nova Cond" w:hAnsi="Arial Nova Cond"/>
-                <w:color w:val="000000" w:themeColor="text1"/>
-                <w:sz w:val="20"/>
-                <w:szCs w:val="20"/>
-              </w:rPr>
-            </w:pPr>
-            <w:r>
-              <w:rPr>
-                <w:rFonts w:ascii="Arial Nova Cond" w:eastAsia="Calibri" w:hAnsi="Arial Nova Cond" w:cs="Times New Roman"/>
-                <w:sz w:val="20"/>
-                <w:szCs w:val="20"/>
-                <w:lang w:val="es-ES_tradnl"/>
-              </w:rPr>
-              <w:t>{{problemapotencialidad5}}</w:t>
-            </w:r>
-          </w:p>
-        </w:tc>
-        <w:tc>
-          <w:tcPr>
-            <w:tcW w:w="6169" w:type="dxa"/>
+            <w:tcW w:w="5379" w:type="dxa"/>
             <w:vAlign w:val="center"/>
           </w:tcPr>
           <w:p>
@@ -12850,13 +12814,13 @@
                 <w:szCs w:val="20"/>
                 <w:lang w:val="es-ES_tradnl"/>
               </w:rPr>
-              <w:t>{{situacionsignificativa5}}</w:t>
-            </w:r>
-          </w:p>
-        </w:tc>
-        <w:tc>
-          <w:tcPr>
-            <w:tcW w:w="2015" w:type="dxa"/>
+              <w:t xml:space="preserve">{{situacionsignificativa5}} </w:t>
+            </w:r>
+          </w:p>
+        </w:tc>
+        <w:tc>
+          <w:tcPr>
+            <w:tcW w:w="1984" w:type="dxa"/>
             <w:vAlign w:val="center"/>
           </w:tcPr>
           <w:p>
@@ -12887,7 +12851,7 @@
         </w:tc>
         <w:tc>
           <w:tcPr>
-            <w:tcW w:w="1634" w:type="dxa"/>
+            <w:tcW w:w="2693" w:type="dxa"/>
             <w:vAlign w:val="center"/>
           </w:tcPr>
           <w:p>
@@ -12912,13 +12876,13 @@
                 <w:sz w:val="20"/>
                 <w:szCs w:val="20"/>
               </w:rPr>
-              <w:t>{{competencias5}}</w:t>
-            </w:r>
-          </w:p>
-        </w:tc>
-        <w:tc>
-          <w:tcPr>
-            <w:tcW w:w="1337" w:type="dxa"/>
+              <w:t>{{campotematico5}}</w:t>
+            </w:r>
+          </w:p>
+        </w:tc>
+        <w:tc>
+          <w:tcPr>
+            <w:tcW w:w="1560" w:type="dxa"/>
             <w:vAlign w:val="center"/>
           </w:tcPr>
           <w:p>
@@ -12926,7 +12890,38 @@
               <w:autoSpaceDE w:val="0"/>
               <w:autoSpaceDN w:val="0"/>
               <w:adjustRightInd w:val="0"/>
-              <w:jc w:val="center"/>
+              <w:jc w:val="both"/>
+              <w:rPr>
+                <w:rFonts w:ascii="Arial Nova Cond" w:hAnsi="Arial Nova Cond" w:cs="Arial"/>
+                <w:color w:val="000000"/>
+                <w:kern w:val="0"/>
+                <w:sz w:val="20"/>
+                <w:szCs w:val="20"/>
+              </w:rPr>
+            </w:pPr>
+            <w:r>
+              <w:rPr>
+                <w:rFonts w:ascii="Arial Nova Cond" w:hAnsi="Arial Nova Cond" w:cs="Arial"/>
+                <w:color w:val="000000"/>
+                <w:kern w:val="0"/>
+                <w:sz w:val="20"/>
+                <w:szCs w:val="20"/>
+              </w:rPr>
+              <w:t>{{competencias5}}</w:t>
+            </w:r>
+          </w:p>
+        </w:tc>
+        <w:tc>
+          <w:tcPr>
+            <w:tcW w:w="1399" w:type="dxa"/>
+            <w:vAlign w:val="center"/>
+          </w:tcPr>
+          <w:p>
+            <w:pPr>
+              <w:autoSpaceDE w:val="0"/>
+              <w:autoSpaceDN w:val="0"/>
+              <w:adjustRightInd w:val="0"/>
+              <w:jc w:val="both"/>
               <w:rPr>
                 <w:rFonts w:ascii="Arial Nova Cond" w:hAnsi="Arial Nova Cond" w:cs="Arial"/>
                 <w:color w:val="000000"/>
@@ -12955,7 +12950,7 @@
         </w:trPr>
         <w:tc>
           <w:tcPr>
-            <w:tcW w:w="875" w:type="dxa"/>
+            <w:tcW w:w="818" w:type="dxa"/>
             <w:vMerge/>
             <w:vAlign w:val="center"/>
           </w:tcPr>
@@ -12983,7 +12978,7 @@
         </w:tc>
         <w:tc>
           <w:tcPr>
-            <w:tcW w:w="1095" w:type="dxa"/>
+            <w:tcW w:w="1018" w:type="dxa"/>
             <w:vAlign w:val="center"/>
           </w:tcPr>
           <w:p>
@@ -13021,33 +13016,7 @@
         </w:tc>
         <w:tc>
           <w:tcPr>
-            <w:tcW w:w="1726" w:type="dxa"/>
-            <w:vAlign w:val="center"/>
-          </w:tcPr>
-          <w:p>
-            <w:pPr>
-              <w:pStyle w:val="Sinespaciado"/>
-              <w:jc w:val="both"/>
-              <w:rPr>
-                <w:rFonts w:ascii="Arial Nova Cond" w:hAnsi="Arial Nova Cond"/>
-                <w:sz w:val="20"/>
-                <w:szCs w:val="20"/>
-              </w:rPr>
-            </w:pPr>
-            <w:r>
-              <w:rPr>
-                <w:rFonts w:ascii="Arial Nova Cond" w:eastAsia="Calibri" w:hAnsi="Arial Nova Cond" w:cs="Times New Roman"/>
-                <w:sz w:val="20"/>
-                <w:szCs w:val="20"/>
-                <w:lang w:val="es-ES_tradnl"/>
-              </w:rPr>
-              <w:t>{{problemapotencialidad6}}</w:t>
-            </w:r>
-          </w:p>
-        </w:tc>
-        <w:tc>
-          <w:tcPr>
-            <w:tcW w:w="6169" w:type="dxa"/>
+            <w:tcW w:w="5379" w:type="dxa"/>
             <w:vAlign w:val="center"/>
           </w:tcPr>
           <w:p>
@@ -13081,7 +13050,7 @@
         </w:tc>
         <w:tc>
           <w:tcPr>
-            <w:tcW w:w="2015" w:type="dxa"/>
+            <w:tcW w:w="1984" w:type="dxa"/>
             <w:vAlign w:val="center"/>
           </w:tcPr>
           <w:p>
@@ -13112,7 +13081,7 @@
         </w:tc>
         <w:tc>
           <w:tcPr>
-            <w:tcW w:w="1634" w:type="dxa"/>
+            <w:tcW w:w="2693" w:type="dxa"/>
             <w:vAlign w:val="center"/>
           </w:tcPr>
           <w:p>
@@ -13137,13 +13106,13 @@
                 <w:sz w:val="20"/>
                 <w:szCs w:val="20"/>
               </w:rPr>
-              <w:t>{{competencias6}}</w:t>
-            </w:r>
-          </w:p>
-        </w:tc>
-        <w:tc>
-          <w:tcPr>
-            <w:tcW w:w="1337" w:type="dxa"/>
+              <w:t>{{campotematico6}}</w:t>
+            </w:r>
+          </w:p>
+        </w:tc>
+        <w:tc>
+          <w:tcPr>
+            <w:tcW w:w="1560" w:type="dxa"/>
             <w:vAlign w:val="center"/>
           </w:tcPr>
           <w:p>
@@ -13151,7 +13120,38 @@
               <w:autoSpaceDE w:val="0"/>
               <w:autoSpaceDN w:val="0"/>
               <w:adjustRightInd w:val="0"/>
-              <w:jc w:val="center"/>
+              <w:jc w:val="both"/>
+              <w:rPr>
+                <w:rFonts w:ascii="Arial Nova Cond" w:hAnsi="Arial Nova Cond" w:cs="Arial"/>
+                <w:color w:val="000000"/>
+                <w:kern w:val="0"/>
+                <w:sz w:val="20"/>
+                <w:szCs w:val="20"/>
+              </w:rPr>
+            </w:pPr>
+            <w:r>
+              <w:rPr>
+                <w:rFonts w:ascii="Arial Nova Cond" w:hAnsi="Arial Nova Cond" w:cs="Arial"/>
+                <w:color w:val="000000"/>
+                <w:kern w:val="0"/>
+                <w:sz w:val="20"/>
+                <w:szCs w:val="20"/>
+              </w:rPr>
+              <w:t>{{competencias6}}</w:t>
+            </w:r>
+          </w:p>
+        </w:tc>
+        <w:tc>
+          <w:tcPr>
+            <w:tcW w:w="1399" w:type="dxa"/>
+            <w:vAlign w:val="center"/>
+          </w:tcPr>
+          <w:p>
+            <w:pPr>
+              <w:autoSpaceDE w:val="0"/>
+              <w:autoSpaceDN w:val="0"/>
+              <w:adjustRightInd w:val="0"/>
+              <w:jc w:val="both"/>
               <w:rPr>
                 <w:rFonts w:ascii="Arial Nova Cond" w:hAnsi="Arial Nova Cond" w:cs="Arial"/>
                 <w:color w:val="000000"/>
@@ -13180,7 +13180,7 @@
         </w:trPr>
         <w:tc>
           <w:tcPr>
-            <w:tcW w:w="875" w:type="dxa"/>
+            <w:tcW w:w="818" w:type="dxa"/>
             <w:vMerge w:val="restart"/>
             <w:vAlign w:val="center"/>
           </w:tcPr>
@@ -13219,7 +13219,7 @@
         </w:tc>
         <w:tc>
           <w:tcPr>
-            <w:tcW w:w="1095" w:type="dxa"/>
+            <w:tcW w:w="1018" w:type="dxa"/>
             <w:vAlign w:val="center"/>
           </w:tcPr>
           <w:p>
@@ -13257,7 +13257,7 @@
         </w:tc>
         <w:tc>
           <w:tcPr>
-            <w:tcW w:w="1726" w:type="dxa"/>
+            <w:tcW w:w="5379" w:type="dxa"/>
             <w:vAlign w:val="center"/>
           </w:tcPr>
           <w:p>
@@ -13270,62 +13270,28 @@
               </w:tabs>
               <w:spacing w:line="276" w:lineRule="auto"/>
               <w:ind w:left="0"/>
+              <w:jc w:val="both"/>
+              <w:rPr>
+                <w:rFonts w:ascii="Arial Nova Cond" w:hAnsi="Arial Nova Cond"/>
+                <w:color w:val="000000" w:themeColor="text1"/>
+                <w:sz w:val="20"/>
+                <w:szCs w:val="20"/>
+              </w:rPr>
+            </w:pPr>
+            <w:r>
               <w:rPr>
                 <w:rFonts w:ascii="Arial Nova Cond" w:eastAsia="Calibri" w:hAnsi="Arial Nova Cond" w:cs="Times New Roman"/>
-                <w:color w:val="000000" w:themeColor="text1"/>
                 <w:sz w:val="20"/>
                 <w:szCs w:val="20"/>
                 <w:lang w:val="es-ES_tradnl"/>
               </w:rPr>
-            </w:pPr>
-            <w:r>
-              <w:rPr>
-                <w:rFonts w:ascii="Arial Nova Cond" w:eastAsia="Calibri" w:hAnsi="Arial Nova Cond" w:cs="Times New Roman"/>
-                <w:sz w:val="20"/>
-                <w:szCs w:val="20"/>
-                <w:lang w:val="es-ES_tradnl"/>
-              </w:rPr>
-              <w:t>{{problemapotencialidad7}}</w:t>
-            </w:r>
-          </w:p>
-        </w:tc>
-        <w:tc>
-          <w:tcPr>
-            <w:tcW w:w="6169" w:type="dxa"/>
-            <w:vAlign w:val="center"/>
-          </w:tcPr>
-          <w:p>
-            <w:pPr>
-              <w:pStyle w:val="Prrafodelista"/>
-              <w:tabs>
-                <w:tab w:val="left" w:pos="0"/>
-                <w:tab w:val="left" w:pos="142"/>
-                <w:tab w:val="left" w:pos="284"/>
-              </w:tabs>
-              <w:spacing w:line="276" w:lineRule="auto"/>
-              <w:ind w:left="0"/>
-              <w:jc w:val="both"/>
-              <w:rPr>
-                <w:rFonts w:ascii="Arial Nova Cond" w:hAnsi="Arial Nova Cond"/>
-                <w:color w:val="000000" w:themeColor="text1"/>
-                <w:sz w:val="20"/>
-                <w:szCs w:val="20"/>
-              </w:rPr>
-            </w:pPr>
-            <w:r>
-              <w:rPr>
-                <w:rFonts w:ascii="Arial Nova Cond" w:eastAsia="Calibri" w:hAnsi="Arial Nova Cond" w:cs="Times New Roman"/>
-                <w:sz w:val="20"/>
-                <w:szCs w:val="20"/>
-                <w:lang w:val="es-ES_tradnl"/>
-              </w:rPr>
               <w:t>{{situacionsignificativa7}}</w:t>
             </w:r>
           </w:p>
         </w:tc>
         <w:tc>
           <w:tcPr>
-            <w:tcW w:w="2015" w:type="dxa"/>
+            <w:tcW w:w="1984" w:type="dxa"/>
             <w:vAlign w:val="center"/>
           </w:tcPr>
           <w:p>
@@ -13356,7 +13322,7 @@
         </w:tc>
         <w:tc>
           <w:tcPr>
-            <w:tcW w:w="1634" w:type="dxa"/>
+            <w:tcW w:w="2693" w:type="dxa"/>
             <w:vAlign w:val="center"/>
           </w:tcPr>
           <w:p>
@@ -13381,13 +13347,13 @@
                 <w:sz w:val="20"/>
                 <w:szCs w:val="20"/>
               </w:rPr>
-              <w:t>{{competencias7}}</w:t>
-            </w:r>
-          </w:p>
-        </w:tc>
-        <w:tc>
-          <w:tcPr>
-            <w:tcW w:w="1337" w:type="dxa"/>
+              <w:t>{{campotematico7}}</w:t>
+            </w:r>
+          </w:p>
+        </w:tc>
+        <w:tc>
+          <w:tcPr>
+            <w:tcW w:w="1560" w:type="dxa"/>
             <w:vAlign w:val="center"/>
           </w:tcPr>
           <w:p>
@@ -13395,7 +13361,38 @@
               <w:autoSpaceDE w:val="0"/>
               <w:autoSpaceDN w:val="0"/>
               <w:adjustRightInd w:val="0"/>
-              <w:jc w:val="center"/>
+              <w:jc w:val="both"/>
+              <w:rPr>
+                <w:rFonts w:ascii="Arial Nova Cond" w:hAnsi="Arial Nova Cond" w:cs="Arial"/>
+                <w:color w:val="000000"/>
+                <w:kern w:val="0"/>
+                <w:sz w:val="20"/>
+                <w:szCs w:val="20"/>
+              </w:rPr>
+            </w:pPr>
+            <w:r>
+              <w:rPr>
+                <w:rFonts w:ascii="Arial Nova Cond" w:hAnsi="Arial Nova Cond" w:cs="Arial"/>
+                <w:color w:val="000000"/>
+                <w:kern w:val="0"/>
+                <w:sz w:val="20"/>
+                <w:szCs w:val="20"/>
+              </w:rPr>
+              <w:t>{{competencias7}}</w:t>
+            </w:r>
+          </w:p>
+        </w:tc>
+        <w:tc>
+          <w:tcPr>
+            <w:tcW w:w="1399" w:type="dxa"/>
+            <w:vAlign w:val="center"/>
+          </w:tcPr>
+          <w:p>
+            <w:pPr>
+              <w:autoSpaceDE w:val="0"/>
+              <w:autoSpaceDN w:val="0"/>
+              <w:adjustRightInd w:val="0"/>
+              <w:jc w:val="both"/>
               <w:rPr>
                 <w:rFonts w:ascii="Arial Nova Cond" w:hAnsi="Arial Nova Cond" w:cs="Arial"/>
                 <w:color w:val="000000"/>
@@ -13424,7 +13421,7 @@
         </w:trPr>
         <w:tc>
           <w:tcPr>
-            <w:tcW w:w="875" w:type="dxa"/>
+            <w:tcW w:w="818" w:type="dxa"/>
             <w:vMerge/>
             <w:vAlign w:val="center"/>
           </w:tcPr>
@@ -13452,7 +13449,7 @@
         </w:tc>
         <w:tc>
           <w:tcPr>
-            <w:tcW w:w="1095" w:type="dxa"/>
+            <w:tcW w:w="1018" w:type="dxa"/>
             <w:vAlign w:val="center"/>
           </w:tcPr>
           <w:p>
@@ -13490,7 +13487,7 @@
         </w:tc>
         <w:tc>
           <w:tcPr>
-            <w:tcW w:w="1726" w:type="dxa"/>
+            <w:tcW w:w="5379" w:type="dxa"/>
             <w:vAlign w:val="center"/>
           </w:tcPr>
           <w:p>
@@ -13503,6 +13500,7 @@
               </w:tabs>
               <w:spacing w:line="276" w:lineRule="auto"/>
               <w:ind w:left="0"/>
+              <w:jc w:val="both"/>
               <w:rPr>
                 <w:rFonts w:ascii="Arial Nova Cond" w:eastAsia="Calibri" w:hAnsi="Arial Nova Cond" w:cs="Times New Roman"/>
                 <w:color w:val="000000" w:themeColor="text1"/>
@@ -13518,48 +13516,13 @@
                 <w:szCs w:val="20"/>
                 <w:lang w:val="es-ES_tradnl"/>
               </w:rPr>
-              <w:t>{{problemapotencialidad8}}</w:t>
-            </w:r>
-          </w:p>
-        </w:tc>
-        <w:tc>
-          <w:tcPr>
-            <w:tcW w:w="6169" w:type="dxa"/>
-            <w:vAlign w:val="center"/>
-          </w:tcPr>
-          <w:p>
-            <w:pPr>
-              <w:pStyle w:val="Prrafodelista"/>
-              <w:tabs>
-                <w:tab w:val="left" w:pos="0"/>
-                <w:tab w:val="left" w:pos="142"/>
-                <w:tab w:val="left" w:pos="284"/>
-              </w:tabs>
-              <w:spacing w:line="276" w:lineRule="auto"/>
-              <w:ind w:left="0"/>
-              <w:jc w:val="both"/>
-              <w:rPr>
-                <w:rFonts w:ascii="Arial Nova Cond" w:eastAsia="Calibri" w:hAnsi="Arial Nova Cond" w:cs="Times New Roman"/>
-                <w:color w:val="000000" w:themeColor="text1"/>
-                <w:sz w:val="20"/>
-                <w:szCs w:val="20"/>
-                <w:lang w:val="es-ES_tradnl"/>
-              </w:rPr>
-            </w:pPr>
-            <w:r>
-              <w:rPr>
-                <w:rFonts w:ascii="Arial Nova Cond" w:eastAsia="Calibri" w:hAnsi="Arial Nova Cond" w:cs="Times New Roman"/>
-                <w:sz w:val="20"/>
-                <w:szCs w:val="20"/>
-                <w:lang w:val="es-ES_tradnl"/>
-              </w:rPr>
               <w:t>{{situacionsignificativa8}}</w:t>
             </w:r>
           </w:p>
         </w:tc>
         <w:tc>
           <w:tcPr>
-            <w:tcW w:w="2015" w:type="dxa"/>
+            <w:tcW w:w="1984" w:type="dxa"/>
             <w:vAlign w:val="center"/>
           </w:tcPr>
           <w:p>
@@ -13589,7 +13552,7 @@
         </w:tc>
         <w:tc>
           <w:tcPr>
-            <w:tcW w:w="1634" w:type="dxa"/>
+            <w:tcW w:w="2693" w:type="dxa"/>
             <w:vAlign w:val="center"/>
           </w:tcPr>
           <w:p>
@@ -13614,13 +13577,13 @@
                 <w:sz w:val="20"/>
                 <w:szCs w:val="20"/>
               </w:rPr>
-              <w:t>{{competencias8}}</w:t>
-            </w:r>
-          </w:p>
-        </w:tc>
-        <w:tc>
-          <w:tcPr>
-            <w:tcW w:w="1337" w:type="dxa"/>
+              <w:t>{{campotematico8}}</w:t>
+            </w:r>
+          </w:p>
+        </w:tc>
+        <w:tc>
+          <w:tcPr>
+            <w:tcW w:w="1560" w:type="dxa"/>
             <w:vAlign w:val="center"/>
           </w:tcPr>
           <w:p>
@@ -13628,7 +13591,7 @@
               <w:autoSpaceDE w:val="0"/>
               <w:autoSpaceDN w:val="0"/>
               <w:adjustRightInd w:val="0"/>
-              <w:jc w:val="center"/>
+              <w:jc w:val="both"/>
               <w:rPr>
                 <w:rFonts w:ascii="Arial Nova Cond" w:hAnsi="Arial Nova Cond" w:cs="Arial"/>
                 <w:color w:val="000000"/>
@@ -13645,6 +13608,37 @@
                 <w:sz w:val="20"/>
                 <w:szCs w:val="20"/>
               </w:rPr>
+              <w:t>{{competencias8}}</w:t>
+            </w:r>
+          </w:p>
+        </w:tc>
+        <w:tc>
+          <w:tcPr>
+            <w:tcW w:w="1399" w:type="dxa"/>
+            <w:vAlign w:val="center"/>
+          </w:tcPr>
+          <w:p>
+            <w:pPr>
+              <w:autoSpaceDE w:val="0"/>
+              <w:autoSpaceDN w:val="0"/>
+              <w:adjustRightInd w:val="0"/>
+              <w:jc w:val="both"/>
+              <w:rPr>
+                <w:rFonts w:ascii="Arial Nova Cond" w:hAnsi="Arial Nova Cond" w:cs="Arial"/>
+                <w:color w:val="000000"/>
+                <w:kern w:val="0"/>
+                <w:sz w:val="20"/>
+                <w:szCs w:val="20"/>
+              </w:rPr>
+            </w:pPr>
+            <w:r>
+              <w:rPr>
+                <w:rFonts w:ascii="Arial Nova Cond" w:hAnsi="Arial Nova Cond" w:cs="Arial"/>
+                <w:color w:val="000000"/>
+                <w:kern w:val="0"/>
+                <w:sz w:val="20"/>
+                <w:szCs w:val="20"/>
+              </w:rPr>
               <w:t>{{producto8}}</w:t>
             </w:r>
           </w:p>
@@ -13652,34 +13646,6 @@
       </w:tr>
       <w:bookmarkEnd w:id="1"/>
     </w:tbl>
-    <w:p>
-      <w:pPr>
-        <w:spacing w:line="276" w:lineRule="auto"/>
-        <w:ind w:right="-455"/>
-        <w:rPr>
-          <w:rFonts w:ascii="Arial Nova Cond Light" w:hAnsi="Arial Nova Cond Light" w:cs="Times New Roman"/>
-          <w:b/>
-          <w:bCs/>
-          <w:color w:val="000000" w:themeColor="text1"/>
-          <w:sz w:val="20"/>
-          <w:szCs w:val="20"/>
-        </w:rPr>
-      </w:pPr>
-    </w:p>
-    <w:p>
-      <w:pPr>
-        <w:spacing w:line="276" w:lineRule="auto"/>
-        <w:ind w:right="-455"/>
-        <w:rPr>
-          <w:rFonts w:ascii="Arial Nova Cond Light" w:hAnsi="Arial Nova Cond Light" w:cs="Times New Roman"/>
-          <w:b/>
-          <w:bCs/>
-          <w:color w:val="000000" w:themeColor="text1"/>
-          <w:sz w:val="20"/>
-          <w:szCs w:val="20"/>
-        </w:rPr>
-      </w:pPr>
-    </w:p>
     <w:p>
       <w:pPr>
         <w:spacing w:line="276" w:lineRule="auto"/>
@@ -13722,6 +13688,7 @@
           <w:sz w:val="20"/>
           <w:szCs w:val="20"/>
         </w:rPr>
+        <w:lastRenderedPageBreak/>
         <w:t xml:space="preserve">ORGANIZACIÓN DE LOS PROPÓSITOS DE APRENDIZAJE: </w:t>
       </w:r>
     </w:p>
@@ -25962,25 +25929,7 @@
                 <w:kern w:val="0"/>
                 <w14:ligatures w14:val="none"/>
               </w:rPr>
-              <w:t xml:space="preserve">Minedu (2016). Programa curricular de educación secundaria. Resolución Ministerial </w:t>
-            </w:r>
-            <w:proofErr w:type="spellStart"/>
-            <w:r>
-              <w:rPr>
-                <w:rFonts w:ascii="Arial Nova Cond Light" w:eastAsia="Calibri" w:hAnsi="Arial Nova Cond Light" w:cs="Calibri Light"/>
-                <w:kern w:val="0"/>
-                <w14:ligatures w14:val="none"/>
-              </w:rPr>
-              <w:t>N°</w:t>
-            </w:r>
-            <w:proofErr w:type="spellEnd"/>
-            <w:r>
-              <w:rPr>
-                <w:rFonts w:ascii="Arial Nova Cond Light" w:eastAsia="Calibri" w:hAnsi="Arial Nova Cond Light" w:cs="Calibri Light"/>
-                <w:kern w:val="0"/>
-                <w14:ligatures w14:val="none"/>
-              </w:rPr>
-              <w:t xml:space="preserve"> 649-2016-Minedu. </w:t>
+              <w:t xml:space="preserve">Minedu (2016). Programa curricular de educación secundaria. Resolución Ministerial N° 649-2016-Minedu. </w:t>
             </w:r>
           </w:p>
           <w:p>
@@ -26005,25 +25954,7 @@
                 <w:kern w:val="0"/>
                 <w14:ligatures w14:val="none"/>
               </w:rPr>
-              <w:t xml:space="preserve">Minedu (2016). Currículo Nacional de la educación básica. Resolución Ministerial </w:t>
-            </w:r>
-            <w:proofErr w:type="spellStart"/>
-            <w:r>
-              <w:rPr>
-                <w:rFonts w:ascii="Arial Nova Cond Light" w:eastAsia="Calibri" w:hAnsi="Arial Nova Cond Light" w:cs="Calibri Light"/>
-                <w:kern w:val="0"/>
-                <w14:ligatures w14:val="none"/>
-              </w:rPr>
-              <w:t>N°</w:t>
-            </w:r>
-            <w:proofErr w:type="spellEnd"/>
-            <w:r>
-              <w:rPr>
-                <w:rFonts w:ascii="Arial Nova Cond Light" w:eastAsia="Calibri" w:hAnsi="Arial Nova Cond Light" w:cs="Calibri Light"/>
-                <w:kern w:val="0"/>
-                <w14:ligatures w14:val="none"/>
-              </w:rPr>
-              <w:t xml:space="preserve"> 281-2016-Minedu y su modificatoria. </w:t>
+              <w:t xml:space="preserve">Minedu (2016). Currículo Nacional de la educación básica. Resolución Ministerial N° 281-2016-Minedu y su modificatoria. </w:t>
             </w:r>
           </w:p>
           <w:p>
@@ -26609,7 +26540,7 @@
 </file>
 
 <file path=word/endnotes.xml><?xml version="1.0" encoding="utf-8"?>
-<w:endnotes xmlns:wpc="http://schemas.microsoft.com/office/word/2010/wordprocessingCanvas" xmlns:cx="http://schemas.microsoft.com/office/drawing/2014/chartex" xmlns:cx1="http://schemas.microsoft.com/office/drawing/2015/9/8/chartex" xmlns:cx2="http://schemas.microsoft.com/office/drawing/2015/10/21/chartex" xmlns:cx3="http://schemas.microsoft.com/office/drawing/2016/5/9/chartex" xmlns:cx4="http://schemas.microsoft.com/office/drawing/2016/5/10/chartex" xmlns:cx5="http://schemas.microsoft.com/office/drawing/2016/5/11/chartex" xmlns:cx6="http://schemas.microsoft.com/office/drawing/2016/5/12/chartex" xmlns:cx7="http://schemas.microsoft.com/office/drawing/2016/5/13/chartex" xmlns:cx8="http://schemas.microsoft.com/office/drawing/2016/5/14/chartex" xmlns:mc="http://schemas.openxmlformats.org/markup-compatibility/2006" xmlns:aink="http://schemas.microsoft.com/office/drawing/2016/ink" xmlns:am3d="http://schemas.microsoft.com/office/drawing/2017/model3d" xmlns:o="urn:schemas-microsoft-com:office:office" xmlns:oel="http://schemas.microsoft.com/office/2019/extlst" xmlns:r="http://schemas.openxmlformats.org/officeDocument/2006/relationships" xmlns:m="http://schemas.openxmlformats.org/officeDocument/2006/math" xmlns:v="urn:schemas-microsoft-com:vml" xmlns:wp14="http://schemas.microsoft.com/office/word/2010/wordprocessingDrawing" xmlns:wp="http://schemas.openxmlformats.org/drawingml/2006/wordprocessingDrawing" xmlns:w10="urn:schemas-microsoft-com:office:word" xmlns:w="http://schemas.openxmlformats.org/wordprocessingml/2006/main" xmlns:w14="http://schemas.microsoft.com/office/word/2010/wordml" xmlns:w15="http://schemas.microsoft.com/office/word/2012/wordml" xmlns:w16cex="http://schemas.microsoft.com/office/word/2018/wordml/cex" xmlns:w16cid="http://schemas.microsoft.com/office/word/2016/wordml/cid" xmlns:w16="http://schemas.microsoft.com/office/word/2018/wordml" xmlns:w16du="http://schemas.microsoft.com/office/word/2023/wordml/word16du" xmlns:w16sdtdh="http://schemas.microsoft.com/office/word/2020/wordml/sdtdatahash" xmlns:w16se="http://schemas.microsoft.com/office/word/2015/wordml/symex" xmlns:wpg="http://schemas.microsoft.com/office/word/2010/wordprocessingGroup" xmlns:wpi="http://schemas.microsoft.com/office/word/2010/wordprocessingInk" xmlns:wne="http://schemas.microsoft.com/office/word/2006/wordml" xmlns:wps="http://schemas.microsoft.com/office/word/2010/wordprocessingShape" mc:Ignorable="w14 w15 w16se w16cid w16 w16cex w16sdtdh w16du wp14">
+<w:endnotes xmlns:wpc="http://schemas.microsoft.com/office/word/2010/wordprocessingCanvas" xmlns:cx="http://schemas.microsoft.com/office/drawing/2014/chartex" xmlns:cx1="http://schemas.microsoft.com/office/drawing/2015/9/8/chartex" xmlns:cx2="http://schemas.microsoft.com/office/drawing/2015/10/21/chartex" xmlns:cx3="http://schemas.microsoft.com/office/drawing/2016/5/9/chartex" xmlns:cx4="http://schemas.microsoft.com/office/drawing/2016/5/10/chartex" xmlns:cx5="http://schemas.microsoft.com/office/drawing/2016/5/11/chartex" xmlns:cx6="http://schemas.microsoft.com/office/drawing/2016/5/12/chartex" xmlns:cx7="http://schemas.microsoft.com/office/drawing/2016/5/13/chartex" xmlns:cx8="http://schemas.microsoft.com/office/drawing/2016/5/14/chartex" xmlns:mc="http://schemas.openxmlformats.org/markup-compatibility/2006" xmlns:aink="http://schemas.microsoft.com/office/drawing/2016/ink" xmlns:am3d="http://schemas.microsoft.com/office/drawing/2017/model3d" xmlns:o="urn:schemas-microsoft-com:office:office" xmlns:oel="http://schemas.microsoft.com/office/2019/extlst" xmlns:r="http://schemas.openxmlformats.org/officeDocument/2006/relationships" xmlns:m="http://schemas.openxmlformats.org/officeDocument/2006/math" xmlns:v="urn:schemas-microsoft-com:vml" xmlns:wp14="http://schemas.microsoft.com/office/word/2010/wordprocessingDrawing" xmlns:wp="http://schemas.openxmlformats.org/drawingml/2006/wordprocessingDrawing" xmlns:w10="urn:schemas-microsoft-com:office:word" xmlns:w="http://schemas.openxmlformats.org/wordprocessingml/2006/main" xmlns:w14="http://schemas.microsoft.com/office/word/2010/wordml" xmlns:w15="http://schemas.microsoft.com/office/word/2012/wordml" xmlns:w16cex="http://schemas.microsoft.com/office/word/2018/wordml/cex" xmlns:w16cid="http://schemas.microsoft.com/office/word/2016/wordml/cid" xmlns:w16="http://schemas.microsoft.com/office/word/2018/wordml" xmlns:w16du="http://schemas.microsoft.com/office/word/2023/wordml/word16du" xmlns:w16sdtdh="http://schemas.microsoft.com/office/word/2020/wordml/sdtdatahash" xmlns:w16sdtfl="http://schemas.microsoft.com/office/word/2024/wordml/sdtformatlock" xmlns:w16se="http://schemas.microsoft.com/office/word/2015/wordml/symex" xmlns:wpg="http://schemas.microsoft.com/office/word/2010/wordprocessingGroup" xmlns:wpi="http://schemas.microsoft.com/office/word/2010/wordprocessingInk" xmlns:wne="http://schemas.microsoft.com/office/word/2006/wordml" xmlns:wps="http://schemas.microsoft.com/office/word/2010/wordprocessingShape" mc:Ignorable="w14 w15 w16se w16cid w16 w16cex w16sdtdh w16sdtfl w16du wp14">
   <w:endnote w:type="separator" w:id="-1">
     <w:p>
       <w:pPr>
@@ -26634,7 +26565,7 @@
 </file>
 
 <file path=word/footer1.xml><?xml version="1.0" encoding="utf-8"?>
-<w:ftr xmlns:wpc="http://schemas.microsoft.com/office/word/2010/wordprocessingCanvas" xmlns:cx="http://schemas.microsoft.com/office/drawing/2014/chartex" xmlns:cx1="http://schemas.microsoft.com/office/drawing/2015/9/8/chartex" xmlns:cx2="http://schemas.microsoft.com/office/drawing/2015/10/21/chartex" xmlns:cx3="http://schemas.microsoft.com/office/drawing/2016/5/9/chartex" xmlns:cx4="http://schemas.microsoft.com/office/drawing/2016/5/10/chartex" xmlns:cx5="http://schemas.microsoft.com/office/drawing/2016/5/11/chartex" xmlns:cx6="http://schemas.microsoft.com/office/drawing/2016/5/12/chartex" xmlns:cx7="http://schemas.microsoft.com/office/drawing/2016/5/13/chartex" xmlns:cx8="http://schemas.microsoft.com/office/drawing/2016/5/14/chartex" xmlns:mc="http://schemas.openxmlformats.org/markup-compatibility/2006" xmlns:aink="http://schemas.microsoft.com/office/drawing/2016/ink" xmlns:am3d="http://schemas.microsoft.com/office/drawing/2017/model3d" xmlns:o="urn:schemas-microsoft-com:office:office" xmlns:oel="http://schemas.microsoft.com/office/2019/extlst" xmlns:r="http://schemas.openxmlformats.org/officeDocument/2006/relationships" xmlns:m="http://schemas.openxmlformats.org/officeDocument/2006/math" xmlns:v="urn:schemas-microsoft-com:vml" xmlns:wp14="http://schemas.microsoft.com/office/word/2010/wordprocessingDrawing" xmlns:wp="http://schemas.openxmlformats.org/drawingml/2006/wordprocessingDrawing" xmlns:w10="urn:schemas-microsoft-com:office:word" xmlns:w="http://schemas.openxmlformats.org/wordprocessingml/2006/main" xmlns:w14="http://schemas.microsoft.com/office/word/2010/wordml" xmlns:w15="http://schemas.microsoft.com/office/word/2012/wordml" xmlns:w16cex="http://schemas.microsoft.com/office/word/2018/wordml/cex" xmlns:w16cid="http://schemas.microsoft.com/office/word/2016/wordml/cid" xmlns:w16="http://schemas.microsoft.com/office/word/2018/wordml" xmlns:w16du="http://schemas.microsoft.com/office/word/2023/wordml/word16du" xmlns:w16sdtdh="http://schemas.microsoft.com/office/word/2020/wordml/sdtdatahash" xmlns:w16se="http://schemas.microsoft.com/office/word/2015/wordml/symex" xmlns:wpg="http://schemas.microsoft.com/office/word/2010/wordprocessingGroup" xmlns:wpi="http://schemas.microsoft.com/office/word/2010/wordprocessingInk" xmlns:wne="http://schemas.microsoft.com/office/word/2006/wordml" xmlns:wps="http://schemas.microsoft.com/office/word/2010/wordprocessingShape" mc:Ignorable="w14 w15 w16se w16cid w16 w16cex w16sdtdh w16du wp14">
+<w:ftr xmlns:wpc="http://schemas.microsoft.com/office/word/2010/wordprocessingCanvas" xmlns:cx="http://schemas.microsoft.com/office/drawing/2014/chartex" xmlns:cx1="http://schemas.microsoft.com/office/drawing/2015/9/8/chartex" xmlns:cx2="http://schemas.microsoft.com/office/drawing/2015/10/21/chartex" xmlns:cx3="http://schemas.microsoft.com/office/drawing/2016/5/9/chartex" xmlns:cx4="http://schemas.microsoft.com/office/drawing/2016/5/10/chartex" xmlns:cx5="http://schemas.microsoft.com/office/drawing/2016/5/11/chartex" xmlns:cx6="http://schemas.microsoft.com/office/drawing/2016/5/12/chartex" xmlns:cx7="http://schemas.microsoft.com/office/drawing/2016/5/13/chartex" xmlns:cx8="http://schemas.microsoft.com/office/drawing/2016/5/14/chartex" xmlns:mc="http://schemas.openxmlformats.org/markup-compatibility/2006" xmlns:aink="http://schemas.microsoft.com/office/drawing/2016/ink" xmlns:am3d="http://schemas.microsoft.com/office/drawing/2017/model3d" xmlns:o="urn:schemas-microsoft-com:office:office" xmlns:oel="http://schemas.microsoft.com/office/2019/extlst" xmlns:r="http://schemas.openxmlformats.org/officeDocument/2006/relationships" xmlns:m="http://schemas.openxmlformats.org/officeDocument/2006/math" xmlns:v="urn:schemas-microsoft-com:vml" xmlns:wp14="http://schemas.microsoft.com/office/word/2010/wordprocessingDrawing" xmlns:wp="http://schemas.openxmlformats.org/drawingml/2006/wordprocessingDrawing" xmlns:w10="urn:schemas-microsoft-com:office:word" xmlns:w="http://schemas.openxmlformats.org/wordprocessingml/2006/main" xmlns:w14="http://schemas.microsoft.com/office/word/2010/wordml" xmlns:w15="http://schemas.microsoft.com/office/word/2012/wordml" xmlns:w16cex="http://schemas.microsoft.com/office/word/2018/wordml/cex" xmlns:w16cid="http://schemas.microsoft.com/office/word/2016/wordml/cid" xmlns:w16="http://schemas.microsoft.com/office/word/2018/wordml" xmlns:w16du="http://schemas.microsoft.com/office/word/2023/wordml/word16du" xmlns:w16sdtdh="http://schemas.microsoft.com/office/word/2020/wordml/sdtdatahash" xmlns:w16sdtfl="http://schemas.microsoft.com/office/word/2024/wordml/sdtformatlock" xmlns:w16se="http://schemas.microsoft.com/office/word/2015/wordml/symex" xmlns:wpg="http://schemas.microsoft.com/office/word/2010/wordprocessingGroup" xmlns:wpi="http://schemas.microsoft.com/office/word/2010/wordprocessingInk" xmlns:wne="http://schemas.microsoft.com/office/word/2006/wordml" xmlns:wps="http://schemas.microsoft.com/office/word/2010/wordprocessingShape" mc:Ignorable="w14 w15 w16se w16cid w16 w16cex w16sdtdh w16sdtfl w16du wp14">
   <w:p>
     <w:pPr>
       <w:pStyle w:val="Piedepgina"/>
@@ -26644,7 +26575,7 @@
 </file>
 
 <file path=word/footer2.xml><?xml version="1.0" encoding="utf-8"?>
-<w:ftr xmlns:wpc="http://schemas.microsoft.com/office/word/2010/wordprocessingCanvas" xmlns:cx="http://schemas.microsoft.com/office/drawing/2014/chartex" xmlns:cx1="http://schemas.microsoft.com/office/drawing/2015/9/8/chartex" xmlns:cx2="http://schemas.microsoft.com/office/drawing/2015/10/21/chartex" xmlns:cx3="http://schemas.microsoft.com/office/drawing/2016/5/9/chartex" xmlns:cx4="http://schemas.microsoft.com/office/drawing/2016/5/10/chartex" xmlns:cx5="http://schemas.microsoft.com/office/drawing/2016/5/11/chartex" xmlns:cx6="http://schemas.microsoft.com/office/drawing/2016/5/12/chartex" xmlns:cx7="http://schemas.microsoft.com/office/drawing/2016/5/13/chartex" xmlns:cx8="http://schemas.microsoft.com/office/drawing/2016/5/14/chartex" xmlns:mc="http://schemas.openxmlformats.org/markup-compatibility/2006" xmlns:aink="http://schemas.microsoft.com/office/drawing/2016/ink" xmlns:am3d="http://schemas.microsoft.com/office/drawing/2017/model3d" xmlns:o="urn:schemas-microsoft-com:office:office" xmlns:oel="http://schemas.microsoft.com/office/2019/extlst" xmlns:r="http://schemas.openxmlformats.org/officeDocument/2006/relationships" xmlns:m="http://schemas.openxmlformats.org/officeDocument/2006/math" xmlns:v="urn:schemas-microsoft-com:vml" xmlns:wp14="http://schemas.microsoft.com/office/word/2010/wordprocessingDrawing" xmlns:wp="http://schemas.openxmlformats.org/drawingml/2006/wordprocessingDrawing" xmlns:w10="urn:schemas-microsoft-com:office:word" xmlns:w="http://schemas.openxmlformats.org/wordprocessingml/2006/main" xmlns:w14="http://schemas.microsoft.com/office/word/2010/wordml" xmlns:w15="http://schemas.microsoft.com/office/word/2012/wordml" xmlns:w16cex="http://schemas.microsoft.com/office/word/2018/wordml/cex" xmlns:w16cid="http://schemas.microsoft.com/office/word/2016/wordml/cid" xmlns:w16="http://schemas.microsoft.com/office/word/2018/wordml" xmlns:w16du="http://schemas.microsoft.com/office/word/2023/wordml/word16du" xmlns:w16sdtdh="http://schemas.microsoft.com/office/word/2020/wordml/sdtdatahash" xmlns:w16se="http://schemas.microsoft.com/office/word/2015/wordml/symex" xmlns:wpg="http://schemas.microsoft.com/office/word/2010/wordprocessingGroup" xmlns:wpi="http://schemas.microsoft.com/office/word/2010/wordprocessingInk" xmlns:wne="http://schemas.microsoft.com/office/word/2006/wordml" xmlns:wps="http://schemas.microsoft.com/office/word/2010/wordprocessingShape" mc:Ignorable="w14 w15 w16se w16cid w16 w16cex w16sdtdh w16du wp14">
+<w:ftr xmlns:wpc="http://schemas.microsoft.com/office/word/2010/wordprocessingCanvas" xmlns:cx="http://schemas.microsoft.com/office/drawing/2014/chartex" xmlns:cx1="http://schemas.microsoft.com/office/drawing/2015/9/8/chartex" xmlns:cx2="http://schemas.microsoft.com/office/drawing/2015/10/21/chartex" xmlns:cx3="http://schemas.microsoft.com/office/drawing/2016/5/9/chartex" xmlns:cx4="http://schemas.microsoft.com/office/drawing/2016/5/10/chartex" xmlns:cx5="http://schemas.microsoft.com/office/drawing/2016/5/11/chartex" xmlns:cx6="http://schemas.microsoft.com/office/drawing/2016/5/12/chartex" xmlns:cx7="http://schemas.microsoft.com/office/drawing/2016/5/13/chartex" xmlns:cx8="http://schemas.microsoft.com/office/drawing/2016/5/14/chartex" xmlns:mc="http://schemas.openxmlformats.org/markup-compatibility/2006" xmlns:aink="http://schemas.microsoft.com/office/drawing/2016/ink" xmlns:am3d="http://schemas.microsoft.com/office/drawing/2017/model3d" xmlns:o="urn:schemas-microsoft-com:office:office" xmlns:oel="http://schemas.microsoft.com/office/2019/extlst" xmlns:r="http://schemas.openxmlformats.org/officeDocument/2006/relationships" xmlns:m="http://schemas.openxmlformats.org/officeDocument/2006/math" xmlns:v="urn:schemas-microsoft-com:vml" xmlns:wp14="http://schemas.microsoft.com/office/word/2010/wordprocessingDrawing" xmlns:wp="http://schemas.openxmlformats.org/drawingml/2006/wordprocessingDrawing" xmlns:w10="urn:schemas-microsoft-com:office:word" xmlns:w="http://schemas.openxmlformats.org/wordprocessingml/2006/main" xmlns:w14="http://schemas.microsoft.com/office/word/2010/wordml" xmlns:w15="http://schemas.microsoft.com/office/word/2012/wordml" xmlns:w16cex="http://schemas.microsoft.com/office/word/2018/wordml/cex" xmlns:w16cid="http://schemas.microsoft.com/office/word/2016/wordml/cid" xmlns:w16="http://schemas.microsoft.com/office/word/2018/wordml" xmlns:w16du="http://schemas.microsoft.com/office/word/2023/wordml/word16du" xmlns:w16sdtdh="http://schemas.microsoft.com/office/word/2020/wordml/sdtdatahash" xmlns:w16sdtfl="http://schemas.microsoft.com/office/word/2024/wordml/sdtformatlock" xmlns:w16se="http://schemas.microsoft.com/office/word/2015/wordml/symex" xmlns:wpg="http://schemas.microsoft.com/office/word/2010/wordprocessingGroup" xmlns:wpi="http://schemas.microsoft.com/office/word/2010/wordprocessingInk" xmlns:wne="http://schemas.microsoft.com/office/word/2006/wordml" xmlns:wps="http://schemas.microsoft.com/office/word/2010/wordprocessingShape" mc:Ignorable="w14 w15 w16se w16cid w16 w16cex w16sdtdh w16sdtfl w16du wp14">
   <w:p>
     <w:pPr>
       <w:pStyle w:val="Piedepgina"/>
@@ -27109,7 +27040,7 @@
 </file>
 
 <file path=word/footer3.xml><?xml version="1.0" encoding="utf-8"?>
-<w:ftr xmlns:wpc="http://schemas.microsoft.com/office/word/2010/wordprocessingCanvas" xmlns:cx="http://schemas.microsoft.com/office/drawing/2014/chartex" xmlns:cx1="http://schemas.microsoft.com/office/drawing/2015/9/8/chartex" xmlns:cx2="http://schemas.microsoft.com/office/drawing/2015/10/21/chartex" xmlns:cx3="http://schemas.microsoft.com/office/drawing/2016/5/9/chartex" xmlns:cx4="http://schemas.microsoft.com/office/drawing/2016/5/10/chartex" xmlns:cx5="http://schemas.microsoft.com/office/drawing/2016/5/11/chartex" xmlns:cx6="http://schemas.microsoft.com/office/drawing/2016/5/12/chartex" xmlns:cx7="http://schemas.microsoft.com/office/drawing/2016/5/13/chartex" xmlns:cx8="http://schemas.microsoft.com/office/drawing/2016/5/14/chartex" xmlns:mc="http://schemas.openxmlformats.org/markup-compatibility/2006" xmlns:aink="http://schemas.microsoft.com/office/drawing/2016/ink" xmlns:am3d="http://schemas.microsoft.com/office/drawing/2017/model3d" xmlns:o="urn:schemas-microsoft-com:office:office" xmlns:oel="http://schemas.microsoft.com/office/2019/extlst" xmlns:r="http://schemas.openxmlformats.org/officeDocument/2006/relationships" xmlns:m="http://schemas.openxmlformats.org/officeDocument/2006/math" xmlns:v="urn:schemas-microsoft-com:vml" xmlns:wp14="http://schemas.microsoft.com/office/word/2010/wordprocessingDrawing" xmlns:wp="http://schemas.openxmlformats.org/drawingml/2006/wordprocessingDrawing" xmlns:w10="urn:schemas-microsoft-com:office:word" xmlns:w="http://schemas.openxmlformats.org/wordprocessingml/2006/main" xmlns:w14="http://schemas.microsoft.com/office/word/2010/wordml" xmlns:w15="http://schemas.microsoft.com/office/word/2012/wordml" xmlns:w16cex="http://schemas.microsoft.com/office/word/2018/wordml/cex" xmlns:w16cid="http://schemas.microsoft.com/office/word/2016/wordml/cid" xmlns:w16="http://schemas.microsoft.com/office/word/2018/wordml" xmlns:w16du="http://schemas.microsoft.com/office/word/2023/wordml/word16du" xmlns:w16sdtdh="http://schemas.microsoft.com/office/word/2020/wordml/sdtdatahash" xmlns:w16se="http://schemas.microsoft.com/office/word/2015/wordml/symex" xmlns:wpg="http://schemas.microsoft.com/office/word/2010/wordprocessingGroup" xmlns:wpi="http://schemas.microsoft.com/office/word/2010/wordprocessingInk" xmlns:wne="http://schemas.microsoft.com/office/word/2006/wordml" xmlns:wps="http://schemas.microsoft.com/office/word/2010/wordprocessingShape" mc:Ignorable="w14 w15 w16se w16cid w16 w16cex w16sdtdh w16du wp14">
+<w:ftr xmlns:wpc="http://schemas.microsoft.com/office/word/2010/wordprocessingCanvas" xmlns:cx="http://schemas.microsoft.com/office/drawing/2014/chartex" xmlns:cx1="http://schemas.microsoft.com/office/drawing/2015/9/8/chartex" xmlns:cx2="http://schemas.microsoft.com/office/drawing/2015/10/21/chartex" xmlns:cx3="http://schemas.microsoft.com/office/drawing/2016/5/9/chartex" xmlns:cx4="http://schemas.microsoft.com/office/drawing/2016/5/10/chartex" xmlns:cx5="http://schemas.microsoft.com/office/drawing/2016/5/11/chartex" xmlns:cx6="http://schemas.microsoft.com/office/drawing/2016/5/12/chartex" xmlns:cx7="http://schemas.microsoft.com/office/drawing/2016/5/13/chartex" xmlns:cx8="http://schemas.microsoft.com/office/drawing/2016/5/14/chartex" xmlns:mc="http://schemas.openxmlformats.org/markup-compatibility/2006" xmlns:aink="http://schemas.microsoft.com/office/drawing/2016/ink" xmlns:am3d="http://schemas.microsoft.com/office/drawing/2017/model3d" xmlns:o="urn:schemas-microsoft-com:office:office" xmlns:oel="http://schemas.microsoft.com/office/2019/extlst" xmlns:r="http://schemas.openxmlformats.org/officeDocument/2006/relationships" xmlns:m="http://schemas.openxmlformats.org/officeDocument/2006/math" xmlns:v="urn:schemas-microsoft-com:vml" xmlns:wp14="http://schemas.microsoft.com/office/word/2010/wordprocessingDrawing" xmlns:wp="http://schemas.openxmlformats.org/drawingml/2006/wordprocessingDrawing" xmlns:w10="urn:schemas-microsoft-com:office:word" xmlns:w="http://schemas.openxmlformats.org/wordprocessingml/2006/main" xmlns:w14="http://schemas.microsoft.com/office/word/2010/wordml" xmlns:w15="http://schemas.microsoft.com/office/word/2012/wordml" xmlns:w16cex="http://schemas.microsoft.com/office/word/2018/wordml/cex" xmlns:w16cid="http://schemas.microsoft.com/office/word/2016/wordml/cid" xmlns:w16="http://schemas.microsoft.com/office/word/2018/wordml" xmlns:w16du="http://schemas.microsoft.com/office/word/2023/wordml/word16du" xmlns:w16sdtdh="http://schemas.microsoft.com/office/word/2020/wordml/sdtdatahash" xmlns:w16sdtfl="http://schemas.microsoft.com/office/word/2024/wordml/sdtformatlock" xmlns:w16se="http://schemas.microsoft.com/office/word/2015/wordml/symex" xmlns:wpg="http://schemas.microsoft.com/office/word/2010/wordprocessingGroup" xmlns:wpi="http://schemas.microsoft.com/office/word/2010/wordprocessingInk" xmlns:wne="http://schemas.microsoft.com/office/word/2006/wordml" xmlns:wps="http://schemas.microsoft.com/office/word/2010/wordprocessingShape" mc:Ignorable="w14 w15 w16se w16cid w16 w16cex w16sdtdh w16sdtfl w16du wp14">
   <w:p>
     <w:pPr>
       <w:pStyle w:val="Piedepgina"/>
@@ -27119,7 +27050,7 @@
 </file>
 
 <file path=word/footnotes.xml><?xml version="1.0" encoding="utf-8"?>
-<w:footnotes xmlns:wpc="http://schemas.microsoft.com/office/word/2010/wordprocessingCanvas" xmlns:cx="http://schemas.microsoft.com/office/drawing/2014/chartex" xmlns:cx1="http://schemas.microsoft.com/office/drawing/2015/9/8/chartex" xmlns:cx2="http://schemas.microsoft.com/office/drawing/2015/10/21/chartex" xmlns:cx3="http://schemas.microsoft.com/office/drawing/2016/5/9/chartex" xmlns:cx4="http://schemas.microsoft.com/office/drawing/2016/5/10/chartex" xmlns:cx5="http://schemas.microsoft.com/office/drawing/2016/5/11/chartex" xmlns:cx6="http://schemas.microsoft.com/office/drawing/2016/5/12/chartex" xmlns:cx7="http://schemas.microsoft.com/office/drawing/2016/5/13/chartex" xmlns:cx8="http://schemas.microsoft.com/office/drawing/2016/5/14/chartex" xmlns:mc="http://schemas.openxmlformats.org/markup-compatibility/2006" xmlns:aink="http://schemas.microsoft.com/office/drawing/2016/ink" xmlns:am3d="http://schemas.microsoft.com/office/drawing/2017/model3d" xmlns:o="urn:schemas-microsoft-com:office:office" xmlns:oel="http://schemas.microsoft.com/office/2019/extlst" xmlns:r="http://schemas.openxmlformats.org/officeDocument/2006/relationships" xmlns:m="http://schemas.openxmlformats.org/officeDocument/2006/math" xmlns:v="urn:schemas-microsoft-com:vml" xmlns:wp14="http://schemas.microsoft.com/office/word/2010/wordprocessingDrawing" xmlns:wp="http://schemas.openxmlformats.org/drawingml/2006/wordprocessingDrawing" xmlns:w10="urn:schemas-microsoft-com:office:word" xmlns:w="http://schemas.openxmlformats.org/wordprocessingml/2006/main" xmlns:w14="http://schemas.microsoft.com/office/word/2010/wordml" xmlns:w15="http://schemas.microsoft.com/office/word/2012/wordml" xmlns:w16cex="http://schemas.microsoft.com/office/word/2018/wordml/cex" xmlns:w16cid="http://schemas.microsoft.com/office/word/2016/wordml/cid" xmlns:w16="http://schemas.microsoft.com/office/word/2018/wordml" xmlns:w16du="http://schemas.microsoft.com/office/word/2023/wordml/word16du" xmlns:w16sdtdh="http://schemas.microsoft.com/office/word/2020/wordml/sdtdatahash" xmlns:w16se="http://schemas.microsoft.com/office/word/2015/wordml/symex" xmlns:wpg="http://schemas.microsoft.com/office/word/2010/wordprocessingGroup" xmlns:wpi="http://schemas.microsoft.com/office/word/2010/wordprocessingInk" xmlns:wne="http://schemas.microsoft.com/office/word/2006/wordml" xmlns:wps="http://schemas.microsoft.com/office/word/2010/wordprocessingShape" mc:Ignorable="w14 w15 w16se w16cid w16 w16cex w16sdtdh w16du wp14">
+<w:footnotes xmlns:wpc="http://schemas.microsoft.com/office/word/2010/wordprocessingCanvas" xmlns:cx="http://schemas.microsoft.com/office/drawing/2014/chartex" xmlns:cx1="http://schemas.microsoft.com/office/drawing/2015/9/8/chartex" xmlns:cx2="http://schemas.microsoft.com/office/drawing/2015/10/21/chartex" xmlns:cx3="http://schemas.microsoft.com/office/drawing/2016/5/9/chartex" xmlns:cx4="http://schemas.microsoft.com/office/drawing/2016/5/10/chartex" xmlns:cx5="http://schemas.microsoft.com/office/drawing/2016/5/11/chartex" xmlns:cx6="http://schemas.microsoft.com/office/drawing/2016/5/12/chartex" xmlns:cx7="http://schemas.microsoft.com/office/drawing/2016/5/13/chartex" xmlns:cx8="http://schemas.microsoft.com/office/drawing/2016/5/14/chartex" xmlns:mc="http://schemas.openxmlformats.org/markup-compatibility/2006" xmlns:aink="http://schemas.microsoft.com/office/drawing/2016/ink" xmlns:am3d="http://schemas.microsoft.com/office/drawing/2017/model3d" xmlns:o="urn:schemas-microsoft-com:office:office" xmlns:oel="http://schemas.microsoft.com/office/2019/extlst" xmlns:r="http://schemas.openxmlformats.org/officeDocument/2006/relationships" xmlns:m="http://schemas.openxmlformats.org/officeDocument/2006/math" xmlns:v="urn:schemas-microsoft-com:vml" xmlns:wp14="http://schemas.microsoft.com/office/word/2010/wordprocessingDrawing" xmlns:wp="http://schemas.openxmlformats.org/drawingml/2006/wordprocessingDrawing" xmlns:w10="urn:schemas-microsoft-com:office:word" xmlns:w="http://schemas.openxmlformats.org/wordprocessingml/2006/main" xmlns:w14="http://schemas.microsoft.com/office/word/2010/wordml" xmlns:w15="http://schemas.microsoft.com/office/word/2012/wordml" xmlns:w16cex="http://schemas.microsoft.com/office/word/2018/wordml/cex" xmlns:w16cid="http://schemas.microsoft.com/office/word/2016/wordml/cid" xmlns:w16="http://schemas.microsoft.com/office/word/2018/wordml" xmlns:w16du="http://schemas.microsoft.com/office/word/2023/wordml/word16du" xmlns:w16sdtdh="http://schemas.microsoft.com/office/word/2020/wordml/sdtdatahash" xmlns:w16sdtfl="http://schemas.microsoft.com/office/word/2024/wordml/sdtformatlock" xmlns:w16se="http://schemas.microsoft.com/office/word/2015/wordml/symex" xmlns:wpg="http://schemas.microsoft.com/office/word/2010/wordprocessingGroup" xmlns:wpi="http://schemas.microsoft.com/office/word/2010/wordprocessingInk" xmlns:wne="http://schemas.microsoft.com/office/word/2006/wordml" xmlns:wps="http://schemas.microsoft.com/office/word/2010/wordprocessingShape" mc:Ignorable="w14 w15 w16se w16cid w16 w16cex w16sdtdh w16sdtfl w16du wp14">
   <w:footnote w:type="separator" w:id="-1">
     <w:p>
       <w:pPr>
@@ -27144,7 +27075,7 @@
 </file>
 
 <file path=word/header1.xml><?xml version="1.0" encoding="utf-8"?>
-<w:hdr xmlns:wpc="http://schemas.microsoft.com/office/word/2010/wordprocessingCanvas" xmlns:cx="http://schemas.microsoft.com/office/drawing/2014/chartex" xmlns:cx1="http://schemas.microsoft.com/office/drawing/2015/9/8/chartex" xmlns:cx2="http://schemas.microsoft.com/office/drawing/2015/10/21/chartex" xmlns:cx3="http://schemas.microsoft.com/office/drawing/2016/5/9/chartex" xmlns:cx4="http://schemas.microsoft.com/office/drawing/2016/5/10/chartex" xmlns:cx5="http://schemas.microsoft.com/office/drawing/2016/5/11/chartex" xmlns:cx6="http://schemas.microsoft.com/office/drawing/2016/5/12/chartex" xmlns:cx7="http://schemas.microsoft.com/office/drawing/2016/5/13/chartex" xmlns:cx8="http://schemas.microsoft.com/office/drawing/2016/5/14/chartex" xmlns:mc="http://schemas.openxmlformats.org/markup-compatibility/2006" xmlns:aink="http://schemas.microsoft.com/office/drawing/2016/ink" xmlns:am3d="http://schemas.microsoft.com/office/drawing/2017/model3d" xmlns:o="urn:schemas-microsoft-com:office:office" xmlns:oel="http://schemas.microsoft.com/office/2019/extlst" xmlns:r="http://schemas.openxmlformats.org/officeDocument/2006/relationships" xmlns:m="http://schemas.openxmlformats.org/officeDocument/2006/math" xmlns:v="urn:schemas-microsoft-com:vml" xmlns:wp14="http://schemas.microsoft.com/office/word/2010/wordprocessingDrawing" xmlns:wp="http://schemas.openxmlformats.org/drawingml/2006/wordprocessingDrawing" xmlns:w10="urn:schemas-microsoft-com:office:word" xmlns:w="http://schemas.openxmlformats.org/wordprocessingml/2006/main" xmlns:w14="http://schemas.microsoft.com/office/word/2010/wordml" xmlns:w15="http://schemas.microsoft.com/office/word/2012/wordml" xmlns:w16cex="http://schemas.microsoft.com/office/word/2018/wordml/cex" xmlns:w16cid="http://schemas.microsoft.com/office/word/2016/wordml/cid" xmlns:w16="http://schemas.microsoft.com/office/word/2018/wordml" xmlns:w16du="http://schemas.microsoft.com/office/word/2023/wordml/word16du" xmlns:w16sdtdh="http://schemas.microsoft.com/office/word/2020/wordml/sdtdatahash" xmlns:w16se="http://schemas.microsoft.com/office/word/2015/wordml/symex" xmlns:wpg="http://schemas.microsoft.com/office/word/2010/wordprocessingGroup" xmlns:wpi="http://schemas.microsoft.com/office/word/2010/wordprocessingInk" xmlns:wne="http://schemas.microsoft.com/office/word/2006/wordml" xmlns:wps="http://schemas.microsoft.com/office/word/2010/wordprocessingShape" mc:Ignorable="w14 w15 w16se w16cid w16 w16cex w16sdtdh w16du wp14">
+<w:hdr xmlns:wpc="http://schemas.microsoft.com/office/word/2010/wordprocessingCanvas" xmlns:cx="http://schemas.microsoft.com/office/drawing/2014/chartex" xmlns:cx1="http://schemas.microsoft.com/office/drawing/2015/9/8/chartex" xmlns:cx2="http://schemas.microsoft.com/office/drawing/2015/10/21/chartex" xmlns:cx3="http://schemas.microsoft.com/office/drawing/2016/5/9/chartex" xmlns:cx4="http://schemas.microsoft.com/office/drawing/2016/5/10/chartex" xmlns:cx5="http://schemas.microsoft.com/office/drawing/2016/5/11/chartex" xmlns:cx6="http://schemas.microsoft.com/office/drawing/2016/5/12/chartex" xmlns:cx7="http://schemas.microsoft.com/office/drawing/2016/5/13/chartex" xmlns:cx8="http://schemas.microsoft.com/office/drawing/2016/5/14/chartex" xmlns:mc="http://schemas.openxmlformats.org/markup-compatibility/2006" xmlns:aink="http://schemas.microsoft.com/office/drawing/2016/ink" xmlns:am3d="http://schemas.microsoft.com/office/drawing/2017/model3d" xmlns:o="urn:schemas-microsoft-com:office:office" xmlns:oel="http://schemas.microsoft.com/office/2019/extlst" xmlns:r="http://schemas.openxmlformats.org/officeDocument/2006/relationships" xmlns:m="http://schemas.openxmlformats.org/officeDocument/2006/math" xmlns:v="urn:schemas-microsoft-com:vml" xmlns:wp14="http://schemas.microsoft.com/office/word/2010/wordprocessingDrawing" xmlns:wp="http://schemas.openxmlformats.org/drawingml/2006/wordprocessingDrawing" xmlns:w10="urn:schemas-microsoft-com:office:word" xmlns:w="http://schemas.openxmlformats.org/wordprocessingml/2006/main" xmlns:w14="http://schemas.microsoft.com/office/word/2010/wordml" xmlns:w15="http://schemas.microsoft.com/office/word/2012/wordml" xmlns:w16cex="http://schemas.microsoft.com/office/word/2018/wordml/cex" xmlns:w16cid="http://schemas.microsoft.com/office/word/2016/wordml/cid" xmlns:w16="http://schemas.microsoft.com/office/word/2018/wordml" xmlns:w16du="http://schemas.microsoft.com/office/word/2023/wordml/word16du" xmlns:w16sdtdh="http://schemas.microsoft.com/office/word/2020/wordml/sdtdatahash" xmlns:w16sdtfl="http://schemas.microsoft.com/office/word/2024/wordml/sdtformatlock" xmlns:w16se="http://schemas.microsoft.com/office/word/2015/wordml/symex" xmlns:wpg="http://schemas.microsoft.com/office/word/2010/wordprocessingGroup" xmlns:wpi="http://schemas.microsoft.com/office/word/2010/wordprocessingInk" xmlns:wne="http://schemas.microsoft.com/office/word/2006/wordml" xmlns:wps="http://schemas.microsoft.com/office/word/2010/wordprocessingShape" mc:Ignorable="w14 w15 w16se w16cid w16 w16cex w16sdtdh w16sdtfl w16du wp14">
   <w:p>
     <w:pPr>
       <w:pStyle w:val="Encabezado"/>
@@ -27154,7 +27085,7 @@
 </file>
 
 <file path=word/header2.xml><?xml version="1.0" encoding="utf-8"?>
-<w:hdr xmlns:wpc="http://schemas.microsoft.com/office/word/2010/wordprocessingCanvas" xmlns:cx="http://schemas.microsoft.com/office/drawing/2014/chartex" xmlns:cx1="http://schemas.microsoft.com/office/drawing/2015/9/8/chartex" xmlns:cx2="http://schemas.microsoft.com/office/drawing/2015/10/21/chartex" xmlns:cx3="http://schemas.microsoft.com/office/drawing/2016/5/9/chartex" xmlns:cx4="http://schemas.microsoft.com/office/drawing/2016/5/10/chartex" xmlns:cx5="http://schemas.microsoft.com/office/drawing/2016/5/11/chartex" xmlns:cx6="http://schemas.microsoft.com/office/drawing/2016/5/12/chartex" xmlns:cx7="http://schemas.microsoft.com/office/drawing/2016/5/13/chartex" xmlns:cx8="http://schemas.microsoft.com/office/drawing/2016/5/14/chartex" xmlns:mc="http://schemas.openxmlformats.org/markup-compatibility/2006" xmlns:aink="http://schemas.microsoft.com/office/drawing/2016/ink" xmlns:am3d="http://schemas.microsoft.com/office/drawing/2017/model3d" xmlns:o="urn:schemas-microsoft-com:office:office" xmlns:oel="http://schemas.microsoft.com/office/2019/extlst" xmlns:r="http://schemas.openxmlformats.org/officeDocument/2006/relationships" xmlns:m="http://schemas.openxmlformats.org/officeDocument/2006/math" xmlns:v="urn:schemas-microsoft-com:vml" xmlns:wp14="http://schemas.microsoft.com/office/word/2010/wordprocessingDrawing" xmlns:wp="http://schemas.openxmlformats.org/drawingml/2006/wordprocessingDrawing" xmlns:w10="urn:schemas-microsoft-com:office:word" xmlns:w="http://schemas.openxmlformats.org/wordprocessingml/2006/main" xmlns:w14="http://schemas.microsoft.com/office/word/2010/wordml" xmlns:w15="http://schemas.microsoft.com/office/word/2012/wordml" xmlns:w16cex="http://schemas.microsoft.com/office/word/2018/wordml/cex" xmlns:w16cid="http://schemas.microsoft.com/office/word/2016/wordml/cid" xmlns:w16="http://schemas.microsoft.com/office/word/2018/wordml" xmlns:w16du="http://schemas.microsoft.com/office/word/2023/wordml/word16du" xmlns:w16sdtdh="http://schemas.microsoft.com/office/word/2020/wordml/sdtdatahash" xmlns:w16se="http://schemas.microsoft.com/office/word/2015/wordml/symex" xmlns:wpg="http://schemas.microsoft.com/office/word/2010/wordprocessingGroup" xmlns:wpi="http://schemas.microsoft.com/office/word/2010/wordprocessingInk" xmlns:wne="http://schemas.microsoft.com/office/word/2006/wordml" xmlns:wps="http://schemas.microsoft.com/office/word/2010/wordprocessingShape" mc:Ignorable="w14 w15 w16se w16cid w16 w16cex w16sdtdh w16du wp14">
+<w:hdr xmlns:wpc="http://schemas.microsoft.com/office/word/2010/wordprocessingCanvas" xmlns:cx="http://schemas.microsoft.com/office/drawing/2014/chartex" xmlns:cx1="http://schemas.microsoft.com/office/drawing/2015/9/8/chartex" xmlns:cx2="http://schemas.microsoft.com/office/drawing/2015/10/21/chartex" xmlns:cx3="http://schemas.microsoft.com/office/drawing/2016/5/9/chartex" xmlns:cx4="http://schemas.microsoft.com/office/drawing/2016/5/10/chartex" xmlns:cx5="http://schemas.microsoft.com/office/drawing/2016/5/11/chartex" xmlns:cx6="http://schemas.microsoft.com/office/drawing/2016/5/12/chartex" xmlns:cx7="http://schemas.microsoft.com/office/drawing/2016/5/13/chartex" xmlns:cx8="http://schemas.microsoft.com/office/drawing/2016/5/14/chartex" xmlns:mc="http://schemas.openxmlformats.org/markup-compatibility/2006" xmlns:aink="http://schemas.microsoft.com/office/drawing/2016/ink" xmlns:am3d="http://schemas.microsoft.com/office/drawing/2017/model3d" xmlns:o="urn:schemas-microsoft-com:office:office" xmlns:oel="http://schemas.microsoft.com/office/2019/extlst" xmlns:r="http://schemas.openxmlformats.org/officeDocument/2006/relationships" xmlns:m="http://schemas.openxmlformats.org/officeDocument/2006/math" xmlns:v="urn:schemas-microsoft-com:vml" xmlns:wp14="http://schemas.microsoft.com/office/word/2010/wordprocessingDrawing" xmlns:wp="http://schemas.openxmlformats.org/drawingml/2006/wordprocessingDrawing" xmlns:w10="urn:schemas-microsoft-com:office:word" xmlns:w="http://schemas.openxmlformats.org/wordprocessingml/2006/main" xmlns:w14="http://schemas.microsoft.com/office/word/2010/wordml" xmlns:w15="http://schemas.microsoft.com/office/word/2012/wordml" xmlns:w16cex="http://schemas.microsoft.com/office/word/2018/wordml/cex" xmlns:w16cid="http://schemas.microsoft.com/office/word/2016/wordml/cid" xmlns:w16="http://schemas.microsoft.com/office/word/2018/wordml" xmlns:w16du="http://schemas.microsoft.com/office/word/2023/wordml/word16du" xmlns:w16sdtdh="http://schemas.microsoft.com/office/word/2020/wordml/sdtdatahash" xmlns:w16sdtfl="http://schemas.microsoft.com/office/word/2024/wordml/sdtformatlock" xmlns:w16se="http://schemas.microsoft.com/office/word/2015/wordml/symex" xmlns:wpg="http://schemas.microsoft.com/office/word/2010/wordprocessingGroup" xmlns:wpi="http://schemas.microsoft.com/office/word/2010/wordprocessingInk" xmlns:wne="http://schemas.microsoft.com/office/word/2006/wordml" xmlns:wps="http://schemas.microsoft.com/office/word/2010/wordprocessingShape" mc:Ignorable="w14 w15 w16se w16cid w16 w16cex w16sdtdh w16sdtfl w16du wp14">
   <w:tbl>
     <w:tblPr>
       <w:tblStyle w:val="Tablaconcuadrcula"/>
@@ -27444,7 +27375,7 @@
 </file>
 
 <file path=word/header3.xml><?xml version="1.0" encoding="utf-8"?>
-<w:hdr xmlns:wpc="http://schemas.microsoft.com/office/word/2010/wordprocessingCanvas" xmlns:cx="http://schemas.microsoft.com/office/drawing/2014/chartex" xmlns:cx1="http://schemas.microsoft.com/office/drawing/2015/9/8/chartex" xmlns:cx2="http://schemas.microsoft.com/office/drawing/2015/10/21/chartex" xmlns:cx3="http://schemas.microsoft.com/office/drawing/2016/5/9/chartex" xmlns:cx4="http://schemas.microsoft.com/office/drawing/2016/5/10/chartex" xmlns:cx5="http://schemas.microsoft.com/office/drawing/2016/5/11/chartex" xmlns:cx6="http://schemas.microsoft.com/office/drawing/2016/5/12/chartex" xmlns:cx7="http://schemas.microsoft.com/office/drawing/2016/5/13/chartex" xmlns:cx8="http://schemas.microsoft.com/office/drawing/2016/5/14/chartex" xmlns:mc="http://schemas.openxmlformats.org/markup-compatibility/2006" xmlns:aink="http://schemas.microsoft.com/office/drawing/2016/ink" xmlns:am3d="http://schemas.microsoft.com/office/drawing/2017/model3d" xmlns:o="urn:schemas-microsoft-com:office:office" xmlns:oel="http://schemas.microsoft.com/office/2019/extlst" xmlns:r="http://schemas.openxmlformats.org/officeDocument/2006/relationships" xmlns:m="http://schemas.openxmlformats.org/officeDocument/2006/math" xmlns:v="urn:schemas-microsoft-com:vml" xmlns:wp14="http://schemas.microsoft.com/office/word/2010/wordprocessingDrawing" xmlns:wp="http://schemas.openxmlformats.org/drawingml/2006/wordprocessingDrawing" xmlns:w10="urn:schemas-microsoft-com:office:word" xmlns:w="http://schemas.openxmlformats.org/wordprocessingml/2006/main" xmlns:w14="http://schemas.microsoft.com/office/word/2010/wordml" xmlns:w15="http://schemas.microsoft.com/office/word/2012/wordml" xmlns:w16cex="http://schemas.microsoft.com/office/word/2018/wordml/cex" xmlns:w16cid="http://schemas.microsoft.com/office/word/2016/wordml/cid" xmlns:w16="http://schemas.microsoft.com/office/word/2018/wordml" xmlns:w16du="http://schemas.microsoft.com/office/word/2023/wordml/word16du" xmlns:w16sdtdh="http://schemas.microsoft.com/office/word/2020/wordml/sdtdatahash" xmlns:w16se="http://schemas.microsoft.com/office/word/2015/wordml/symex" xmlns:wpg="http://schemas.microsoft.com/office/word/2010/wordprocessingGroup" xmlns:wpi="http://schemas.microsoft.com/office/word/2010/wordprocessingInk" xmlns:wne="http://schemas.microsoft.com/office/word/2006/wordml" xmlns:wps="http://schemas.microsoft.com/office/word/2010/wordprocessingShape" mc:Ignorable="w14 w15 w16se w16cid w16 w16cex w16sdtdh w16du wp14">
+<w:hdr xmlns:wpc="http://schemas.microsoft.com/office/word/2010/wordprocessingCanvas" xmlns:cx="http://schemas.microsoft.com/office/drawing/2014/chartex" xmlns:cx1="http://schemas.microsoft.com/office/drawing/2015/9/8/chartex" xmlns:cx2="http://schemas.microsoft.com/office/drawing/2015/10/21/chartex" xmlns:cx3="http://schemas.microsoft.com/office/drawing/2016/5/9/chartex" xmlns:cx4="http://schemas.microsoft.com/office/drawing/2016/5/10/chartex" xmlns:cx5="http://schemas.microsoft.com/office/drawing/2016/5/11/chartex" xmlns:cx6="http://schemas.microsoft.com/office/drawing/2016/5/12/chartex" xmlns:cx7="http://schemas.microsoft.com/office/drawing/2016/5/13/chartex" xmlns:cx8="http://schemas.microsoft.com/office/drawing/2016/5/14/chartex" xmlns:mc="http://schemas.openxmlformats.org/markup-compatibility/2006" xmlns:aink="http://schemas.microsoft.com/office/drawing/2016/ink" xmlns:am3d="http://schemas.microsoft.com/office/drawing/2017/model3d" xmlns:o="urn:schemas-microsoft-com:office:office" xmlns:oel="http://schemas.microsoft.com/office/2019/extlst" xmlns:r="http://schemas.openxmlformats.org/officeDocument/2006/relationships" xmlns:m="http://schemas.openxmlformats.org/officeDocument/2006/math" xmlns:v="urn:schemas-microsoft-com:vml" xmlns:wp14="http://schemas.microsoft.com/office/word/2010/wordprocessingDrawing" xmlns:wp="http://schemas.openxmlformats.org/drawingml/2006/wordprocessingDrawing" xmlns:w10="urn:schemas-microsoft-com:office:word" xmlns:w="http://schemas.openxmlformats.org/wordprocessingml/2006/main" xmlns:w14="http://schemas.microsoft.com/office/word/2010/wordml" xmlns:w15="http://schemas.microsoft.com/office/word/2012/wordml" xmlns:w16cex="http://schemas.microsoft.com/office/word/2018/wordml/cex" xmlns:w16cid="http://schemas.microsoft.com/office/word/2016/wordml/cid" xmlns:w16="http://schemas.microsoft.com/office/word/2018/wordml" xmlns:w16du="http://schemas.microsoft.com/office/word/2023/wordml/word16du" xmlns:w16sdtdh="http://schemas.microsoft.com/office/word/2020/wordml/sdtdatahash" xmlns:w16sdtfl="http://schemas.microsoft.com/office/word/2024/wordml/sdtformatlock" xmlns:w16se="http://schemas.microsoft.com/office/word/2015/wordml/symex" xmlns:wpg="http://schemas.microsoft.com/office/word/2010/wordprocessingGroup" xmlns:wpi="http://schemas.microsoft.com/office/word/2010/wordprocessingInk" xmlns:wne="http://schemas.microsoft.com/office/word/2006/wordml" xmlns:wps="http://schemas.microsoft.com/office/word/2010/wordprocessingShape" mc:Ignorable="w14 w15 w16se w16cid w16 w16cex w16sdtdh w16sdtfl w16du wp14">
   <w:p>
     <w:pPr>
       <w:pStyle w:val="Encabezado"/>
@@ -27454,7 +27385,7 @@
 </file>
 
 <file path=word/numbering.xml><?xml version="1.0" encoding="utf-8"?>
-<w:numbering xmlns:wpc="http://schemas.microsoft.com/office/word/2010/wordprocessingCanvas" xmlns:cx="http://schemas.microsoft.com/office/drawing/2014/chartex" xmlns:cx1="http://schemas.microsoft.com/office/drawing/2015/9/8/chartex" xmlns:cx2="http://schemas.microsoft.com/office/drawing/2015/10/21/chartex" xmlns:cx3="http://schemas.microsoft.com/office/drawing/2016/5/9/chartex" xmlns:cx4="http://schemas.microsoft.com/office/drawing/2016/5/10/chartex" xmlns:cx5="http://schemas.microsoft.com/office/drawing/2016/5/11/chartex" xmlns:cx6="http://schemas.microsoft.com/office/drawing/2016/5/12/chartex" xmlns:cx7="http://schemas.microsoft.com/office/drawing/2016/5/13/chartex" xmlns:cx8="http://schemas.microsoft.com/office/drawing/2016/5/14/chartex" xmlns:mc="http://schemas.openxmlformats.org/markup-compatibility/2006" xmlns:aink="http://schemas.microsoft.com/office/drawing/2016/ink" xmlns:am3d="http://schemas.microsoft.com/office/drawing/2017/model3d" xmlns:o="urn:schemas-microsoft-com:office:office" xmlns:oel="http://schemas.microsoft.com/office/2019/extlst" xmlns:r="http://schemas.openxmlformats.org/officeDocument/2006/relationships" xmlns:m="http://schemas.openxmlformats.org/officeDocument/2006/math" xmlns:v="urn:schemas-microsoft-com:vml" xmlns:wp14="http://schemas.microsoft.com/office/word/2010/wordprocessingDrawing" xmlns:wp="http://schemas.openxmlformats.org/drawingml/2006/wordprocessingDrawing" xmlns:w10="urn:schemas-microsoft-com:office:word" xmlns:w="http://schemas.openxmlformats.org/wordprocessingml/2006/main" xmlns:w14="http://schemas.microsoft.com/office/word/2010/wordml" xmlns:w15="http://schemas.microsoft.com/office/word/2012/wordml" xmlns:w16cex="http://schemas.microsoft.com/office/word/2018/wordml/cex" xmlns:w16cid="http://schemas.microsoft.com/office/word/2016/wordml/cid" xmlns:w16="http://schemas.microsoft.com/office/word/2018/wordml" xmlns:w16du="http://schemas.microsoft.com/office/word/2023/wordml/word16du" xmlns:w16sdtdh="http://schemas.microsoft.com/office/word/2020/wordml/sdtdatahash" xmlns:w16se="http://schemas.microsoft.com/office/word/2015/wordml/symex" xmlns:wpg="http://schemas.microsoft.com/office/word/2010/wordprocessingGroup" xmlns:wpi="http://schemas.microsoft.com/office/word/2010/wordprocessingInk" xmlns:wne="http://schemas.microsoft.com/office/word/2006/wordml" xmlns:wps="http://schemas.microsoft.com/office/word/2010/wordprocessingShape" mc:Ignorable="w14 w15 w16se w16cid w16 w16cex w16sdtdh w16du wp14">
+<w:numbering xmlns:wpc="http://schemas.microsoft.com/office/word/2010/wordprocessingCanvas" xmlns:cx="http://schemas.microsoft.com/office/drawing/2014/chartex" xmlns:cx1="http://schemas.microsoft.com/office/drawing/2015/9/8/chartex" xmlns:cx2="http://schemas.microsoft.com/office/drawing/2015/10/21/chartex" xmlns:cx3="http://schemas.microsoft.com/office/drawing/2016/5/9/chartex" xmlns:cx4="http://schemas.microsoft.com/office/drawing/2016/5/10/chartex" xmlns:cx5="http://schemas.microsoft.com/office/drawing/2016/5/11/chartex" xmlns:cx6="http://schemas.microsoft.com/office/drawing/2016/5/12/chartex" xmlns:cx7="http://schemas.microsoft.com/office/drawing/2016/5/13/chartex" xmlns:cx8="http://schemas.microsoft.com/office/drawing/2016/5/14/chartex" xmlns:mc="http://schemas.openxmlformats.org/markup-compatibility/2006" xmlns:aink="http://schemas.microsoft.com/office/drawing/2016/ink" xmlns:am3d="http://schemas.microsoft.com/office/drawing/2017/model3d" xmlns:o="urn:schemas-microsoft-com:office:office" xmlns:oel="http://schemas.microsoft.com/office/2019/extlst" xmlns:r="http://schemas.openxmlformats.org/officeDocument/2006/relationships" xmlns:m="http://schemas.openxmlformats.org/officeDocument/2006/math" xmlns:v="urn:schemas-microsoft-com:vml" xmlns:wp14="http://schemas.microsoft.com/office/word/2010/wordprocessingDrawing" xmlns:wp="http://schemas.openxmlformats.org/drawingml/2006/wordprocessingDrawing" xmlns:w10="urn:schemas-microsoft-com:office:word" xmlns:w="http://schemas.openxmlformats.org/wordprocessingml/2006/main" xmlns:w14="http://schemas.microsoft.com/office/word/2010/wordml" xmlns:w15="http://schemas.microsoft.com/office/word/2012/wordml" xmlns:w16cex="http://schemas.microsoft.com/office/word/2018/wordml/cex" xmlns:w16cid="http://schemas.microsoft.com/office/word/2016/wordml/cid" xmlns:w16="http://schemas.microsoft.com/office/word/2018/wordml" xmlns:w16du="http://schemas.microsoft.com/office/word/2023/wordml/word16du" xmlns:w16sdtdh="http://schemas.microsoft.com/office/word/2020/wordml/sdtdatahash" xmlns:w16sdtfl="http://schemas.microsoft.com/office/word/2024/wordml/sdtformatlock" xmlns:w16se="http://schemas.microsoft.com/office/word/2015/wordml/symex" xmlns:wpg="http://schemas.microsoft.com/office/word/2010/wordprocessingGroup" xmlns:wpi="http://schemas.microsoft.com/office/word/2010/wordprocessingInk" xmlns:wne="http://schemas.microsoft.com/office/word/2006/wordml" xmlns:wps="http://schemas.microsoft.com/office/word/2010/wordprocessingShape" mc:Ignorable="w14 w15 w16se w16cid w16 w16cex w16sdtdh w16sdtfl w16du wp14">
   <w:abstractNum w:abstractNumId="0" w15:restartNumberingAfterBreak="0">
     <w:nsid w:val="05A65B82"/>
     <w:multiLevelType w:val="hybridMultilevel"/>
@@ -31068,7 +30999,7 @@
 </file>
 
 <file path=word/styles.xml><?xml version="1.0" encoding="utf-8"?>
-<w:styles xmlns:mc="http://schemas.openxmlformats.org/markup-compatibility/2006" xmlns:r="http://schemas.openxmlformats.org/officeDocument/2006/relationships" xmlns:w="http://schemas.openxmlformats.org/wordprocessingml/2006/main" xmlns:w14="http://schemas.microsoft.com/office/word/2010/wordml" xmlns:w15="http://schemas.microsoft.com/office/word/2012/wordml" xmlns:w16cex="http://schemas.microsoft.com/office/word/2018/wordml/cex" xmlns:w16cid="http://schemas.microsoft.com/office/word/2016/wordml/cid" xmlns:w16="http://schemas.microsoft.com/office/word/2018/wordml" xmlns:w16du="http://schemas.microsoft.com/office/word/2023/wordml/word16du" xmlns:w16sdtdh="http://schemas.microsoft.com/office/word/2020/wordml/sdtdatahash" xmlns:w16se="http://schemas.microsoft.com/office/word/2015/wordml/symex" mc:Ignorable="w14 w15 w16se w16cid w16 w16cex w16sdtdh w16du">
+<w:styles xmlns:mc="http://schemas.openxmlformats.org/markup-compatibility/2006" xmlns:r="http://schemas.openxmlformats.org/officeDocument/2006/relationships" xmlns:w="http://schemas.openxmlformats.org/wordprocessingml/2006/main" xmlns:w14="http://schemas.microsoft.com/office/word/2010/wordml" xmlns:w15="http://schemas.microsoft.com/office/word/2012/wordml" xmlns:w16cex="http://schemas.microsoft.com/office/word/2018/wordml/cex" xmlns:w16cid="http://schemas.microsoft.com/office/word/2016/wordml/cid" xmlns:w16="http://schemas.microsoft.com/office/word/2018/wordml" xmlns:w16du="http://schemas.microsoft.com/office/word/2023/wordml/word16du" xmlns:w16sdtdh="http://schemas.microsoft.com/office/word/2020/wordml/sdtdatahash" xmlns:w16sdtfl="http://schemas.microsoft.com/office/word/2024/wordml/sdtformatlock" xmlns:w16se="http://schemas.microsoft.com/office/word/2015/wordml/symex" mc:Ignorable="w14 w15 w16se w16cid w16 w16cex w16sdtdh w16sdtfl w16du">
   <w:docDefaults>
     <w:rPrDefault>
       <w:rPr>
@@ -32115,7 +32046,7 @@
       <w14:ligatures w14:val="none"/>
     </w:rPr>
   </w:style>
-  <w:style w:type="character" w:styleId="Textoennegrita">
+  <w:style w:type="character" w:styleId="Fuerte">
     <w:name w:val="Strong"/>
     <w:basedOn w:val="Fuentedeprrafopredeter"/>
     <w:uiPriority w:val="22"/>
